--- a/report_in_progress.docx
+++ b/report_in_progress.docx
@@ -392,7 +392,7 @@
       </w:tblGrid>
       <w:tr>
         <w:trPr>
-          <w:trHeight w:val="397"/>
+          <w:trHeight w:val="1166"/>
           <w:jc w:val="center"/>
         </w:trPr>
         <w:tc>
@@ -416,25 +416,29 @@
               <w:rPr>
                 <w:rFonts w:cs="Times New Roman"/>
               </w:rPr>
-              <w:t xml:space="preserve">ы </w:t>
+              <w:t>ы</w:t>
             </w:r>
             <w:r>
               <w:rPr>
                 <w:rFonts w:cs="Times New Roman"/>
               </w:rPr>
+              <w:t xml:space="preserve"> </w:t>
+            </w:r>
+            <w:r>
+              <w:rPr>
+                <w:rFonts w:cs="Times New Roman"/>
+              </w:rPr>
               <w:t xml:space="preserve">гр. </w:t>
             </w:r>
             <w:r>
               <w:rPr>
                 <w:rFonts w:cs="Times New Roman"/>
-                <w:color w:val="EE0000"/>
               </w:rPr>
               <w:t>4382</w:t>
             </w:r>
             <w:r>
               <w:rPr>
                 <w:rFonts w:cs="Times New Roman"/>
-                <w:color w:val="EE0000"/>
               </w:rPr>
               <w:t>, 4383</w:t>
             </w:r>
@@ -493,41 +497,27 @@
             <w:pPr>
               <w:rPr>
                 <w:rFonts w:cs="Times New Roman"/>
-                <w:color w:val="FF0000"/>
                 <w:szCs w:val="28"/>
               </w:rPr>
             </w:pPr>
-            <w:proofErr w:type="gramStart"/>
             <w:r>
               <w:rPr>
                 <w:rFonts w:cs="Times New Roman"/>
-                <w:color w:val="FF0000"/>
                 <w:szCs w:val="28"/>
               </w:rPr>
-              <w:t>А.М.</w:t>
-            </w:r>
-            <w:proofErr w:type="gramEnd"/>
-            <w:r>
-              <w:rPr>
-                <w:rFonts w:cs="Times New Roman"/>
-                <w:color w:val="FF0000"/>
-                <w:szCs w:val="28"/>
-              </w:rPr>
-              <w:t xml:space="preserve"> Карпов</w:t>
+              <w:t>А.М. Карпов</w:t>
             </w:r>
           </w:p>
           <w:p>
             <w:pPr>
               <w:rPr>
                 <w:rFonts w:cs="Times New Roman"/>
-                <w:color w:val="FF0000"/>
                 <w:szCs w:val="28"/>
               </w:rPr>
             </w:pPr>
             <w:r>
               <w:rPr>
                 <w:rFonts w:cs="Times New Roman"/>
-                <w:color w:val="FF0000"/>
                 <w:szCs w:val="28"/>
               </w:rPr>
               <w:t>Е.А. Свинцов</w:t>
@@ -537,30 +527,19 @@
             <w:pPr>
               <w:rPr>
                 <w:rFonts w:cs="Times New Roman"/>
-                <w:color w:val="FF0000"/>
                 <w:szCs w:val="28"/>
               </w:rPr>
             </w:pPr>
             <w:r>
               <w:rPr>
                 <w:rFonts w:cs="Times New Roman"/>
-                <w:color w:val="FF0000"/>
                 <w:szCs w:val="28"/>
               </w:rPr>
-              <w:t>И</w:t>
+              <w:t>И.</w:t>
             </w:r>
             <w:r>
               <w:rPr>
                 <w:rFonts w:cs="Times New Roman"/>
-                <w:color w:val="FF0000"/>
-                <w:szCs w:val="28"/>
-              </w:rPr>
-              <w:t>.</w:t>
-            </w:r>
-            <w:r>
-              <w:rPr>
-                <w:rFonts w:cs="Times New Roman"/>
-                <w:color w:val="FF0000"/>
                 <w:szCs w:val="28"/>
                 <w:lang w:val="en-US"/>
               </w:rPr>
@@ -569,18 +548,9 @@
             <w:r>
               <w:rPr>
                 <w:rFonts w:cs="Times New Roman"/>
-                <w:color w:val="FF0000"/>
                 <w:szCs w:val="28"/>
               </w:rPr>
-              <w:t xml:space="preserve">. </w:t>
-            </w:r>
-            <w:r>
-              <w:rPr>
-                <w:rFonts w:cs="Times New Roman"/>
-                <w:color w:val="FF0000"/>
-                <w:szCs w:val="28"/>
-              </w:rPr>
-              <w:t>Денисенков</w:t>
+              <w:t>. Денисенков</w:t>
             </w:r>
           </w:p>
           <w:p>
@@ -592,7 +562,6 @@
             <w:r>
               <w:rPr>
                 <w:rFonts w:cs="Times New Roman"/>
-                <w:color w:val="FF0000"/>
                 <w:szCs w:val="28"/>
               </w:rPr>
               <w:t>М. Побегайлов</w:t>
@@ -1002,12 +971,17 @@
               <w:rPr>
                 <w:szCs w:val="28"/>
               </w:rPr>
-              <w:t xml:space="preserve">Студент: </w:t>
+              <w:t>Студент:</w:t>
+            </w:r>
+            <w:r>
+              <w:rPr>
+                <w:szCs w:val="28"/>
+              </w:rPr>
+              <w:t xml:space="preserve"> </w:t>
             </w:r>
             <w:r>
               <w:rPr>
                 <w:rFonts w:cs="Times New Roman"/>
-                <w:color w:val="FF0000"/>
                 <w:szCs w:val="28"/>
               </w:rPr>
               <w:t>А</w:t>
@@ -1015,7 +989,6 @@
             <w:r>
               <w:rPr>
                 <w:rFonts w:cs="Times New Roman"/>
-                <w:color w:val="FF0000"/>
                 <w:szCs w:val="28"/>
               </w:rPr>
               <w:t>.</w:t>
@@ -1023,7 +996,6 @@
             <w:r>
               <w:rPr>
                 <w:rFonts w:cs="Times New Roman"/>
-                <w:color w:val="FF0000"/>
                 <w:szCs w:val="28"/>
               </w:rPr>
               <w:t>М</w:t>
@@ -1031,7 +1003,6 @@
             <w:r>
               <w:rPr>
                 <w:rFonts w:cs="Times New Roman"/>
-                <w:color w:val="FF0000"/>
                 <w:szCs w:val="28"/>
               </w:rPr>
               <w:t xml:space="preserve">. </w:t>
@@ -1039,7 +1010,6 @@
             <w:r>
               <w:rPr>
                 <w:rFonts w:cs="Times New Roman"/>
-                <w:color w:val="FF0000"/>
                 <w:szCs w:val="28"/>
               </w:rPr>
               <w:t>Карпов</w:t>
@@ -1071,7 +1041,6 @@
             </w:r>
             <w:r>
               <w:rPr>
-                <w:color w:val="EE0000"/>
                 <w:szCs w:val="28"/>
               </w:rPr>
               <w:t>4382</w:t>
@@ -1149,69 +1118,21 @@
               <w:rPr>
                 <w:szCs w:val="28"/>
               </w:rPr>
-              <w:t>В составе учебной групповой работы разработать набор автоматизированных UI-тестов</w:t>
-            </w:r>
+              <w:t xml:space="preserve">В составе учебной групповой работы разработать набор автоматизированных UI-тестов для проверки функциональности раздела «Избранное» на сайте </w:t>
+            </w:r>
+            <w:proofErr w:type="spellStart"/>
             <w:r>
               <w:rPr>
                 <w:szCs w:val="28"/>
               </w:rPr>
-              <w:t xml:space="preserve"> </w:t>
-            </w:r>
+              <w:t>Ozon</w:t>
+            </w:r>
+            <w:proofErr w:type="spellEnd"/>
             <w:r>
               <w:rPr>
                 <w:szCs w:val="28"/>
               </w:rPr>
-              <w:t xml:space="preserve">для проверки функциональности раздела «Избранное» на сайте </w:t>
-            </w:r>
-            <w:proofErr w:type="spellStart"/>
-            <w:r>
-              <w:rPr>
-                <w:szCs w:val="28"/>
-              </w:rPr>
-              <w:t>Ozon</w:t>
-            </w:r>
-            <w:proofErr w:type="spellEnd"/>
-            <w:r>
-              <w:rPr>
-                <w:szCs w:val="28"/>
-              </w:rPr>
-              <w:t>. Реализовать</w:t>
-            </w:r>
-            <w:r>
-              <w:rPr>
-                <w:szCs w:val="28"/>
-              </w:rPr>
-              <w:t xml:space="preserve"> </w:t>
-            </w:r>
-            <w:r>
-              <w:rPr>
-                <w:szCs w:val="28"/>
-              </w:rPr>
-              <w:t>тестовые сценарии в соответствии с чек-листом, применить паттерн Page Object,</w:t>
-            </w:r>
-            <w:r>
-              <w:rPr>
-                <w:szCs w:val="28"/>
-              </w:rPr>
-              <w:t xml:space="preserve"> </w:t>
-            </w:r>
-            <w:r>
-              <w:rPr>
-                <w:szCs w:val="28"/>
-              </w:rPr>
-              <w:t>обеспечить воспроизводимость запуска тестов. Подготовить отчёт по результатам</w:t>
-            </w:r>
-            <w:r>
-              <w:rPr>
-                <w:szCs w:val="28"/>
-              </w:rPr>
-              <w:t xml:space="preserve"> </w:t>
-            </w:r>
-            <w:r>
-              <w:rPr>
-                <w:szCs w:val="28"/>
-              </w:rPr>
-              <w:t>практики.</w:t>
+              <w:t>. Реализовать тестовые сценарии в соответствии с чек-листом, применить паттерн Page Object, обеспечить воспроизводимость запуска тестов. Подготовить отчёт по результатам практики.</w:t>
             </w:r>
           </w:p>
         </w:tc>
@@ -1237,87 +1158,70 @@
               <w:rPr>
                 <w:szCs w:val="28"/>
               </w:rPr>
-              <w:t xml:space="preserve">Сроки прохождения практики: </w:t>
-            </w:r>
-            <w:r>
-              <w:rPr>
-                <w:color w:val="EE0000"/>
+              <w:t>Сроки прохождения практики: 0</w:t>
+            </w:r>
+            <w:r>
+              <w:rPr>
                 <w:szCs w:val="28"/>
               </w:rPr>
-              <w:t>0</w:t>
-            </w:r>
-            <w:r>
-              <w:rPr>
-                <w:color w:val="EE0000"/>
+              <w:t>6</w:t>
+            </w:r>
+            <w:r>
+              <w:rPr>
                 <w:szCs w:val="28"/>
               </w:rPr>
-              <w:t>6</w:t>
-            </w:r>
-            <w:r>
-              <w:rPr>
-                <w:color w:val="EE0000"/>
+              <w:t>.0</w:t>
+            </w:r>
+            <w:r>
+              <w:rPr>
                 <w:szCs w:val="28"/>
               </w:rPr>
+              <w:t>7</w:t>
+            </w:r>
+            <w:r>
+              <w:rPr>
+                <w:szCs w:val="28"/>
+              </w:rPr>
+              <w:t>.</w:t>
+            </w:r>
+            <w:r>
+              <w:rPr>
+                <w:szCs w:val="28"/>
+              </w:rPr>
+              <w:t>2026</w:t>
+            </w:r>
+            <w:r>
+              <w:rPr>
+                <w:szCs w:val="28"/>
+              </w:rPr>
+              <w:t xml:space="preserve"> – </w:t>
+            </w:r>
+            <w:r>
+              <w:rPr>
+                <w:szCs w:val="28"/>
+              </w:rPr>
+              <w:t>17</w:t>
+            </w:r>
+            <w:r>
+              <w:rPr>
+                <w:szCs w:val="28"/>
+              </w:rPr>
               <w:t>.0</w:t>
             </w:r>
             <w:r>
               <w:rPr>
-                <w:color w:val="EE0000"/>
                 <w:szCs w:val="28"/>
               </w:rPr>
               <w:t>7</w:t>
             </w:r>
             <w:r>
               <w:rPr>
-                <w:color w:val="EE0000"/>
                 <w:szCs w:val="28"/>
               </w:rPr>
               <w:t>.</w:t>
             </w:r>
             <w:r>
               <w:rPr>
-                <w:color w:val="EE0000"/>
-                <w:szCs w:val="28"/>
-              </w:rPr>
-              <w:t>2026</w:t>
-            </w:r>
-            <w:r>
-              <w:rPr>
-                <w:szCs w:val="28"/>
-              </w:rPr>
-              <w:t xml:space="preserve"> – </w:t>
-            </w:r>
-            <w:r>
-              <w:rPr>
-                <w:color w:val="EE0000"/>
-                <w:szCs w:val="28"/>
-              </w:rPr>
-              <w:t>17</w:t>
-            </w:r>
-            <w:r>
-              <w:rPr>
-                <w:color w:val="EE0000"/>
-                <w:szCs w:val="28"/>
-              </w:rPr>
-              <w:t>.0</w:t>
-            </w:r>
-            <w:r>
-              <w:rPr>
-                <w:color w:val="EE0000"/>
-                <w:szCs w:val="28"/>
-              </w:rPr>
-              <w:t>7</w:t>
-            </w:r>
-            <w:r>
-              <w:rPr>
-                <w:color w:val="EE0000"/>
-                <w:szCs w:val="28"/>
-              </w:rPr>
-              <w:t>.</w:t>
-            </w:r>
-            <w:r>
-              <w:rPr>
-                <w:color w:val="EE0000"/>
                 <w:szCs w:val="28"/>
               </w:rPr>
               <w:t>2026</w:t>
@@ -1350,35 +1254,30 @@
             </w:r>
             <w:r>
               <w:rPr>
-                <w:color w:val="EE0000"/>
                 <w:szCs w:val="28"/>
               </w:rPr>
               <w:t>17</w:t>
             </w:r>
             <w:r>
               <w:rPr>
-                <w:color w:val="EE0000"/>
                 <w:szCs w:val="28"/>
               </w:rPr>
               <w:t>.0</w:t>
             </w:r>
             <w:r>
               <w:rPr>
-                <w:color w:val="EE0000"/>
                 <w:szCs w:val="28"/>
               </w:rPr>
               <w:t>7</w:t>
             </w:r>
             <w:r>
               <w:rPr>
-                <w:color w:val="EE0000"/>
                 <w:szCs w:val="28"/>
               </w:rPr>
               <w:t>.</w:t>
             </w:r>
             <w:r>
               <w:rPr>
-                <w:color w:val="EE0000"/>
                 <w:szCs w:val="28"/>
               </w:rPr>
               <w:t>2026</w:t>
@@ -1411,35 +1310,30 @@
             </w:r>
             <w:r>
               <w:rPr>
-                <w:color w:val="EE0000"/>
                 <w:szCs w:val="28"/>
               </w:rPr>
               <w:t>17</w:t>
             </w:r>
             <w:r>
               <w:rPr>
-                <w:color w:val="EE0000"/>
                 <w:szCs w:val="28"/>
               </w:rPr>
               <w:t>.0</w:t>
             </w:r>
             <w:r>
               <w:rPr>
-                <w:color w:val="EE0000"/>
                 <w:szCs w:val="28"/>
               </w:rPr>
               <w:t>7</w:t>
             </w:r>
             <w:r>
               <w:rPr>
-                <w:color w:val="EE0000"/>
                 <w:szCs w:val="28"/>
               </w:rPr>
               <w:t>.</w:t>
             </w:r>
             <w:r>
               <w:rPr>
-                <w:color w:val="EE0000"/>
                 <w:szCs w:val="28"/>
               </w:rPr>
               <w:t>2026</w:t>
@@ -1523,7 +1417,6 @@
             <w:r>
               <w:rPr>
                 <w:rFonts w:cs="Times New Roman"/>
-                <w:color w:val="FF0000"/>
                 <w:szCs w:val="28"/>
               </w:rPr>
               <w:t xml:space="preserve">А.М. Карпов </w:t>
@@ -1641,16 +1534,7 @@
       </w:r>
       <w:proofErr w:type="spellEnd"/>
       <w:r>
-        <w:t>. Рассмотрена предметная область веб-тестирования и задачи группового проекта</w:t>
-      </w:r>
-      <w:r>
-        <w:rPr>
-          <w:color w:val="EE0000"/>
-        </w:rPr>
-        <w:t>. Подробно изложены результаты двух тестовых сценариев: добавление товара в избранное из результатов поиска и фильтрация списка избранного по категории.</w:t>
-      </w:r>
-      <w:r>
-        <w:t xml:space="preserve"> Перечислены используемые технологии: Java, </w:t>
+        <w:t xml:space="preserve">. Рассмотрена предметная область веб-тестирования и задачи группового проекта. Подробно изложены результаты двух тестовых сценариев: добавление товара в избранное из результатов поиска и фильтрация списка избранного по категории. Перечислены используемые технологии: Java, </w:t>
       </w:r>
       <w:proofErr w:type="spellStart"/>
       <w:r>
@@ -1842,59 +1726,16 @@
         <w:rPr>
           <w:rFonts w:cs="Times New Roman"/>
           <w:b/>
-          <w:color w:val="EE0000"/>
+          <w:lang w:val="en-US"/>
         </w:rPr>
       </w:pPr>
       <w:r>
         <w:rPr>
           <w:rFonts w:cs="Times New Roman"/>
           <w:b/>
-          <w:color w:val="EE0000"/>
         </w:rPr>
         <w:lastRenderedPageBreak/>
         <w:t>СОДЕРЖАНИЕ</w:t>
-      </w:r>
-    </w:p>
-    <w:p>
-      <w:pPr>
-        <w:pStyle w:val="a1"/>
-        <w:rPr>
-          <w:color w:val="595959" w:themeColor="text1" w:themeTint="A6"/>
-        </w:rPr>
-      </w:pPr>
-      <w:r>
-        <w:rPr>
-          <w:color w:val="595959" w:themeColor="text1" w:themeTint="A6"/>
-        </w:rPr>
-        <w:t xml:space="preserve">Для составления Содержания удобно использовать автоматически собираемое Оглавление — если вы корректно использовали соответствующие стили заголовков (согласно данному шаблону), то в Содержании автоматически войдут нужные разделы с номерами страниц (разделы Задание, Календарный план, Реферат, </w:t>
-      </w:r>
-      <w:proofErr w:type="spellStart"/>
-      <w:r>
-        <w:rPr>
-          <w:color w:val="595959" w:themeColor="text1" w:themeTint="A6"/>
-        </w:rPr>
-        <w:t>Abstract</w:t>
-      </w:r>
-      <w:proofErr w:type="spellEnd"/>
-      <w:r>
-        <w:rPr>
-          <w:color w:val="595959" w:themeColor="text1" w:themeTint="A6"/>
-        </w:rPr>
-        <w:t xml:space="preserve"> в Содержании не указываются).</w:t>
-      </w:r>
-    </w:p>
-    <w:p>
-      <w:pPr>
-        <w:pStyle w:val="a1"/>
-        <w:rPr>
-          <w:color w:val="595959" w:themeColor="text1" w:themeTint="A6"/>
-        </w:rPr>
-      </w:pPr>
-      <w:r>
-        <w:rPr>
-          <w:color w:val="595959" w:themeColor="text1" w:themeTint="A6"/>
-        </w:rPr>
-        <w:t>Для заголовков первого уровня (названия глав) используйте стиль «Заголовок 2», для разделов — «Заголовок 3», для подразделов следующих уровней — «Заголовок 4».</w:t>
       </w:r>
     </w:p>
     <w:sdt>
@@ -1905,12 +1746,19 @@
           <w:docPartUnique/>
         </w:docPartObj>
       </w:sdtPr>
+      <w:sdtEndPr>
+        <w:rPr>
+          <w:rFonts w:cs="Times New Roman"/>
+          <w:szCs w:val="28"/>
+        </w:rPr>
+      </w:sdtEndPr>
       <w:sdtContent>
         <w:p>
           <w:pPr>
-            <w:pStyle w:val="10"/>
+            <w:pStyle w:val="20"/>
             <w:rPr>
               <w:rFonts w:asciiTheme="minorHAnsi" w:eastAsiaTheme="minorEastAsia" w:hAnsiTheme="minorHAnsi" w:cstheme="minorBidi"/>
+              <w:noProof/>
               <w:kern w:val="2"/>
               <w:sz w:val="24"/>
               <w:szCs w:val="24"/>
@@ -1934,46 +1782,877 @@
             </w:rPr>
             <w:fldChar w:fldCharType="separate"/>
           </w:r>
-          <w:hyperlink w:anchor="_Toc230206144">
-            <w:r>
-              <w:rPr>
-                <w:rStyle w:val="ad"/>
+          <w:hyperlink w:anchor="_Toc235117408" w:history="1">
+            <w:r>
+              <w:rPr>
+                <w:rStyle w:val="a7"/>
+                <w:noProof/>
+              </w:rPr>
+              <w:t>ВВЕДЕНИЕ</w:t>
+            </w:r>
+            <w:r>
+              <w:rPr>
+                <w:noProof/>
                 <w:webHidden/>
               </w:rPr>
-              <w:t>ВВЕДЕНИЕ (заголовок второго уровня)</w:t>
-            </w:r>
-            <w:r>
-              <w:rPr>
+              <w:tab/>
+            </w:r>
+            <w:r>
+              <w:rPr>
+                <w:noProof/>
                 <w:webHidden/>
               </w:rPr>
               <w:fldChar w:fldCharType="begin"/>
             </w:r>
             <w:r>
               <w:rPr>
+                <w:noProof/>
                 <w:webHidden/>
               </w:rPr>
-              <w:instrText>PAGEREF _Toc230206144 \h</w:instrText>
-            </w:r>
-            <w:r>
-              <w:rPr>
+              <w:instrText xml:space="preserve"> PAGEREF _Toc235117408 \h </w:instrText>
+            </w:r>
+            <w:r>
+              <w:rPr>
+                <w:noProof/>
                 <w:webHidden/>
               </w:rPr>
             </w:r>
             <w:r>
               <w:rPr>
+                <w:noProof/>
                 <w:webHidden/>
               </w:rPr>
               <w:fldChar w:fldCharType="separate"/>
             </w:r>
             <w:r>
               <w:rPr>
-                <w:rStyle w:val="ad"/>
+                <w:noProof/>
+                <w:webHidden/>
+              </w:rPr>
+              <w:t>5</w:t>
+            </w:r>
+            <w:r>
+              <w:rPr>
+                <w:noProof/>
+                <w:webHidden/>
+              </w:rPr>
+              <w:fldChar w:fldCharType="end"/>
+            </w:r>
+          </w:hyperlink>
+        </w:p>
+        <w:p>
+          <w:pPr>
+            <w:pStyle w:val="20"/>
+            <w:rPr>
+              <w:rFonts w:asciiTheme="minorHAnsi" w:eastAsiaTheme="minorEastAsia" w:hAnsiTheme="minorHAnsi" w:cstheme="minorBidi"/>
+              <w:noProof/>
+              <w:kern w:val="2"/>
+              <w:sz w:val="24"/>
+              <w:szCs w:val="24"/>
+              <w:lang w:eastAsia="ru-RU" w:bidi="ar-SA"/>
+              <w14:ligatures w14:val="standardContextual"/>
+            </w:rPr>
+          </w:pPr>
+          <w:hyperlink w:anchor="_Toc235117409" w:history="1">
+            <w:r>
+              <w:rPr>
+                <w:rStyle w:val="a7"/>
+                <w:noProof/>
+              </w:rPr>
+              <w:t>1 ПОСТАНОВКА ЗАДАЧИ</w:t>
+            </w:r>
+            <w:r>
+              <w:rPr>
+                <w:noProof/>
+                <w:webHidden/>
               </w:rPr>
               <w:tab/>
-              <w:t>5</w:t>
-            </w:r>
-            <w:r>
-              <w:rPr>
+            </w:r>
+            <w:r>
+              <w:rPr>
+                <w:noProof/>
+                <w:webHidden/>
+              </w:rPr>
+              <w:fldChar w:fldCharType="begin"/>
+            </w:r>
+            <w:r>
+              <w:rPr>
+                <w:noProof/>
+                <w:webHidden/>
+              </w:rPr>
+              <w:instrText xml:space="preserve"> PAGEREF _Toc235117409 \h </w:instrText>
+            </w:r>
+            <w:r>
+              <w:rPr>
+                <w:noProof/>
+                <w:webHidden/>
+              </w:rPr>
+            </w:r>
+            <w:r>
+              <w:rPr>
+                <w:noProof/>
+                <w:webHidden/>
+              </w:rPr>
+              <w:fldChar w:fldCharType="separate"/>
+            </w:r>
+            <w:r>
+              <w:rPr>
+                <w:noProof/>
+                <w:webHidden/>
+              </w:rPr>
+              <w:t>7</w:t>
+            </w:r>
+            <w:r>
+              <w:rPr>
+                <w:noProof/>
+                <w:webHidden/>
+              </w:rPr>
+              <w:fldChar w:fldCharType="end"/>
+            </w:r>
+          </w:hyperlink>
+        </w:p>
+        <w:p>
+          <w:pPr>
+            <w:pStyle w:val="31"/>
+            <w:rPr>
+              <w:rFonts w:asciiTheme="minorHAnsi" w:eastAsiaTheme="minorEastAsia" w:hAnsiTheme="minorHAnsi" w:cstheme="minorBidi"/>
+              <w:noProof/>
+              <w:kern w:val="2"/>
+              <w:sz w:val="24"/>
+              <w:szCs w:val="24"/>
+              <w:lang w:eastAsia="ru-RU" w:bidi="ar-SA"/>
+              <w14:ligatures w14:val="standardContextual"/>
+            </w:rPr>
+          </w:pPr>
+          <w:hyperlink w:anchor="_Toc235117410" w:history="1">
+            <w:r>
+              <w:rPr>
+                <w:rStyle w:val="a7"/>
+                <w:noProof/>
+              </w:rPr>
+              <w:t>1.1 Предметная область</w:t>
+            </w:r>
+            <w:r>
+              <w:rPr>
+                <w:noProof/>
+                <w:webHidden/>
+              </w:rPr>
+              <w:tab/>
+            </w:r>
+            <w:r>
+              <w:rPr>
+                <w:noProof/>
+                <w:webHidden/>
+              </w:rPr>
+              <w:fldChar w:fldCharType="begin"/>
+            </w:r>
+            <w:r>
+              <w:rPr>
+                <w:noProof/>
+                <w:webHidden/>
+              </w:rPr>
+              <w:instrText xml:space="preserve"> PAGEREF _Toc235117410 \h </w:instrText>
+            </w:r>
+            <w:r>
+              <w:rPr>
+                <w:noProof/>
+                <w:webHidden/>
+              </w:rPr>
+            </w:r>
+            <w:r>
+              <w:rPr>
+                <w:noProof/>
+                <w:webHidden/>
+              </w:rPr>
+              <w:fldChar w:fldCharType="separate"/>
+            </w:r>
+            <w:r>
+              <w:rPr>
+                <w:noProof/>
+                <w:webHidden/>
+              </w:rPr>
+              <w:t>7</w:t>
+            </w:r>
+            <w:r>
+              <w:rPr>
+                <w:noProof/>
+                <w:webHidden/>
+              </w:rPr>
+              <w:fldChar w:fldCharType="end"/>
+            </w:r>
+          </w:hyperlink>
+        </w:p>
+        <w:p>
+          <w:pPr>
+            <w:pStyle w:val="31"/>
+            <w:rPr>
+              <w:rFonts w:asciiTheme="minorHAnsi" w:eastAsiaTheme="minorEastAsia" w:hAnsiTheme="minorHAnsi" w:cstheme="minorBidi"/>
+              <w:noProof/>
+              <w:kern w:val="2"/>
+              <w:sz w:val="24"/>
+              <w:szCs w:val="24"/>
+              <w:lang w:eastAsia="ru-RU" w:bidi="ar-SA"/>
+              <w14:ligatures w14:val="standardContextual"/>
+            </w:rPr>
+          </w:pPr>
+          <w:hyperlink w:anchor="_Toc235117411" w:history="1">
+            <w:r>
+              <w:rPr>
+                <w:rStyle w:val="a7"/>
+                <w:noProof/>
+              </w:rPr>
+              <w:t>1.2 Задачи практики</w:t>
+            </w:r>
+            <w:r>
+              <w:rPr>
+                <w:noProof/>
+                <w:webHidden/>
+              </w:rPr>
+              <w:tab/>
+            </w:r>
+            <w:r>
+              <w:rPr>
+                <w:noProof/>
+                <w:webHidden/>
+              </w:rPr>
+              <w:fldChar w:fldCharType="begin"/>
+            </w:r>
+            <w:r>
+              <w:rPr>
+                <w:noProof/>
+                <w:webHidden/>
+              </w:rPr>
+              <w:instrText xml:space="preserve"> PAGEREF _Toc235117411 \h </w:instrText>
+            </w:r>
+            <w:r>
+              <w:rPr>
+                <w:noProof/>
+                <w:webHidden/>
+              </w:rPr>
+            </w:r>
+            <w:r>
+              <w:rPr>
+                <w:noProof/>
+                <w:webHidden/>
+              </w:rPr>
+              <w:fldChar w:fldCharType="separate"/>
+            </w:r>
+            <w:r>
+              <w:rPr>
+                <w:noProof/>
+                <w:webHidden/>
+              </w:rPr>
+              <w:t>7</w:t>
+            </w:r>
+            <w:r>
+              <w:rPr>
+                <w:noProof/>
+                <w:webHidden/>
+              </w:rPr>
+              <w:fldChar w:fldCharType="end"/>
+            </w:r>
+          </w:hyperlink>
+        </w:p>
+        <w:p>
+          <w:pPr>
+            <w:pStyle w:val="20"/>
+            <w:rPr>
+              <w:rFonts w:asciiTheme="minorHAnsi" w:eastAsiaTheme="minorEastAsia" w:hAnsiTheme="minorHAnsi" w:cstheme="minorBidi"/>
+              <w:noProof/>
+              <w:kern w:val="2"/>
+              <w:sz w:val="24"/>
+              <w:szCs w:val="24"/>
+              <w:lang w:eastAsia="ru-RU" w:bidi="ar-SA"/>
+              <w14:ligatures w14:val="standardContextual"/>
+            </w:rPr>
+          </w:pPr>
+          <w:hyperlink w:anchor="_Toc235117412" w:history="1">
+            <w:r>
+              <w:rPr>
+                <w:rStyle w:val="a7"/>
+                <w:noProof/>
+              </w:rPr>
+              <w:t>2 РЕЗУЛЬТАТЫ РАБОТЫ</w:t>
+            </w:r>
+            <w:r>
+              <w:rPr>
+                <w:noProof/>
+                <w:webHidden/>
+              </w:rPr>
+              <w:tab/>
+            </w:r>
+            <w:r>
+              <w:rPr>
+                <w:noProof/>
+                <w:webHidden/>
+              </w:rPr>
+              <w:fldChar w:fldCharType="begin"/>
+            </w:r>
+            <w:r>
+              <w:rPr>
+                <w:noProof/>
+                <w:webHidden/>
+              </w:rPr>
+              <w:instrText xml:space="preserve"> PAGEREF _Toc235117412 \h </w:instrText>
+            </w:r>
+            <w:r>
+              <w:rPr>
+                <w:noProof/>
+                <w:webHidden/>
+              </w:rPr>
+            </w:r>
+            <w:r>
+              <w:rPr>
+                <w:noProof/>
+                <w:webHidden/>
+              </w:rPr>
+              <w:fldChar w:fldCharType="separate"/>
+            </w:r>
+            <w:r>
+              <w:rPr>
+                <w:noProof/>
+                <w:webHidden/>
+              </w:rPr>
+              <w:t>9</w:t>
+            </w:r>
+            <w:r>
+              <w:rPr>
+                <w:noProof/>
+                <w:webHidden/>
+              </w:rPr>
+              <w:fldChar w:fldCharType="end"/>
+            </w:r>
+          </w:hyperlink>
+        </w:p>
+        <w:p>
+          <w:pPr>
+            <w:pStyle w:val="31"/>
+            <w:rPr>
+              <w:rFonts w:asciiTheme="minorHAnsi" w:eastAsiaTheme="minorEastAsia" w:hAnsiTheme="minorHAnsi" w:cstheme="minorBidi"/>
+              <w:noProof/>
+              <w:kern w:val="2"/>
+              <w:sz w:val="24"/>
+              <w:szCs w:val="24"/>
+              <w:lang w:eastAsia="ru-RU" w:bidi="ar-SA"/>
+              <w14:ligatures w14:val="standardContextual"/>
+            </w:rPr>
+          </w:pPr>
+          <w:hyperlink w:anchor="_Toc235117413" w:history="1">
+            <w:r>
+              <w:rPr>
+                <w:rStyle w:val="a7"/>
+                <w:noProof/>
+              </w:rPr>
+              <w:t>2.1. Добавление в избранное из результатов поиска</w:t>
+            </w:r>
+            <w:r>
+              <w:rPr>
+                <w:noProof/>
+                <w:webHidden/>
+              </w:rPr>
+              <w:tab/>
+            </w:r>
+            <w:r>
+              <w:rPr>
+                <w:noProof/>
+                <w:webHidden/>
+              </w:rPr>
+              <w:fldChar w:fldCharType="begin"/>
+            </w:r>
+            <w:r>
+              <w:rPr>
+                <w:noProof/>
+                <w:webHidden/>
+              </w:rPr>
+              <w:instrText xml:space="preserve"> PAGEREF _Toc235117413 \h </w:instrText>
+            </w:r>
+            <w:r>
+              <w:rPr>
+                <w:noProof/>
+                <w:webHidden/>
+              </w:rPr>
+            </w:r>
+            <w:r>
+              <w:rPr>
+                <w:noProof/>
+                <w:webHidden/>
+              </w:rPr>
+              <w:fldChar w:fldCharType="separate"/>
+            </w:r>
+            <w:r>
+              <w:rPr>
+                <w:noProof/>
+                <w:webHidden/>
+              </w:rPr>
+              <w:t>9</w:t>
+            </w:r>
+            <w:r>
+              <w:rPr>
+                <w:noProof/>
+                <w:webHidden/>
+              </w:rPr>
+              <w:fldChar w:fldCharType="end"/>
+            </w:r>
+          </w:hyperlink>
+        </w:p>
+        <w:p>
+          <w:pPr>
+            <w:pStyle w:val="31"/>
+            <w:rPr>
+              <w:rFonts w:asciiTheme="minorHAnsi" w:eastAsiaTheme="minorEastAsia" w:hAnsiTheme="minorHAnsi" w:cstheme="minorBidi"/>
+              <w:noProof/>
+              <w:kern w:val="2"/>
+              <w:sz w:val="24"/>
+              <w:szCs w:val="24"/>
+              <w:lang w:eastAsia="ru-RU" w:bidi="ar-SA"/>
+              <w14:ligatures w14:val="standardContextual"/>
+            </w:rPr>
+          </w:pPr>
+          <w:hyperlink w:anchor="_Toc235117414" w:history="1">
+            <w:r>
+              <w:rPr>
+                <w:rStyle w:val="a7"/>
+                <w:noProof/>
+              </w:rPr>
+              <w:t>2.2. Фильтрация избранного по категории</w:t>
+            </w:r>
+            <w:r>
+              <w:rPr>
+                <w:noProof/>
+                <w:webHidden/>
+              </w:rPr>
+              <w:tab/>
+            </w:r>
+            <w:r>
+              <w:rPr>
+                <w:noProof/>
+                <w:webHidden/>
+              </w:rPr>
+              <w:fldChar w:fldCharType="begin"/>
+            </w:r>
+            <w:r>
+              <w:rPr>
+                <w:noProof/>
+                <w:webHidden/>
+              </w:rPr>
+              <w:instrText xml:space="preserve"> PAGEREF _Toc235117414 \h </w:instrText>
+            </w:r>
+            <w:r>
+              <w:rPr>
+                <w:noProof/>
+                <w:webHidden/>
+              </w:rPr>
+            </w:r>
+            <w:r>
+              <w:rPr>
+                <w:noProof/>
+                <w:webHidden/>
+              </w:rPr>
+              <w:fldChar w:fldCharType="separate"/>
+            </w:r>
+            <w:r>
+              <w:rPr>
+                <w:noProof/>
+                <w:webHidden/>
+              </w:rPr>
+              <w:t>10</w:t>
+            </w:r>
+            <w:r>
+              <w:rPr>
+                <w:noProof/>
+                <w:webHidden/>
+              </w:rPr>
+              <w:fldChar w:fldCharType="end"/>
+            </w:r>
+          </w:hyperlink>
+        </w:p>
+        <w:p>
+          <w:pPr>
+            <w:pStyle w:val="20"/>
+            <w:rPr>
+              <w:rFonts w:asciiTheme="minorHAnsi" w:eastAsiaTheme="minorEastAsia" w:hAnsiTheme="minorHAnsi" w:cstheme="minorBidi"/>
+              <w:noProof/>
+              <w:kern w:val="2"/>
+              <w:sz w:val="24"/>
+              <w:szCs w:val="24"/>
+              <w:lang w:eastAsia="ru-RU" w:bidi="ar-SA"/>
+              <w14:ligatures w14:val="standardContextual"/>
+            </w:rPr>
+          </w:pPr>
+          <w:hyperlink w:anchor="_Toc235117415" w:history="1">
+            <w:r>
+              <w:rPr>
+                <w:rStyle w:val="a7"/>
+                <w:noProof/>
+                <w:lang w:val="en-US"/>
+              </w:rPr>
+              <w:t xml:space="preserve">3 </w:t>
+            </w:r>
+            <w:r>
+              <w:rPr>
+                <w:rStyle w:val="a7"/>
+                <w:noProof/>
+              </w:rPr>
+              <w:t>ИСПОЛЬЗУЕМЫЕ</w:t>
+            </w:r>
+            <w:r>
+              <w:rPr>
+                <w:rStyle w:val="a7"/>
+                <w:noProof/>
+                <w:lang w:val="en-US"/>
+              </w:rPr>
+              <w:t xml:space="preserve"> </w:t>
+            </w:r>
+            <w:r>
+              <w:rPr>
+                <w:rStyle w:val="a7"/>
+                <w:noProof/>
+              </w:rPr>
+              <w:t>ТЕХНОЛОГИИ</w:t>
+            </w:r>
+            <w:r>
+              <w:rPr>
+                <w:noProof/>
+                <w:webHidden/>
+              </w:rPr>
+              <w:tab/>
+            </w:r>
+            <w:r>
+              <w:rPr>
+                <w:noProof/>
+                <w:webHidden/>
+              </w:rPr>
+              <w:fldChar w:fldCharType="begin"/>
+            </w:r>
+            <w:r>
+              <w:rPr>
+                <w:noProof/>
+                <w:webHidden/>
+              </w:rPr>
+              <w:instrText xml:space="preserve"> PAGEREF _Toc235117415 \h </w:instrText>
+            </w:r>
+            <w:r>
+              <w:rPr>
+                <w:noProof/>
+                <w:webHidden/>
+              </w:rPr>
+            </w:r>
+            <w:r>
+              <w:rPr>
+                <w:noProof/>
+                <w:webHidden/>
+              </w:rPr>
+              <w:fldChar w:fldCharType="separate"/>
+            </w:r>
+            <w:r>
+              <w:rPr>
+                <w:noProof/>
+                <w:webHidden/>
+              </w:rPr>
+              <w:t>12</w:t>
+            </w:r>
+            <w:r>
+              <w:rPr>
+                <w:noProof/>
+                <w:webHidden/>
+              </w:rPr>
+              <w:fldChar w:fldCharType="end"/>
+            </w:r>
+          </w:hyperlink>
+        </w:p>
+        <w:p>
+          <w:pPr>
+            <w:pStyle w:val="20"/>
+            <w:rPr>
+              <w:rFonts w:asciiTheme="minorHAnsi" w:eastAsiaTheme="minorEastAsia" w:hAnsiTheme="minorHAnsi" w:cstheme="minorBidi"/>
+              <w:noProof/>
+              <w:kern w:val="2"/>
+              <w:sz w:val="24"/>
+              <w:szCs w:val="24"/>
+              <w:lang w:eastAsia="ru-RU" w:bidi="ar-SA"/>
+              <w14:ligatures w14:val="standardContextual"/>
+            </w:rPr>
+          </w:pPr>
+          <w:hyperlink w:anchor="_Toc235117416" w:history="1">
+            <w:r>
+              <w:rPr>
+                <w:rStyle w:val="a7"/>
+                <w:noProof/>
+              </w:rPr>
+              <w:t>ЗАКЛЮЧЕНИЕ</w:t>
+            </w:r>
+            <w:r>
+              <w:rPr>
+                <w:noProof/>
+                <w:webHidden/>
+              </w:rPr>
+              <w:tab/>
+            </w:r>
+            <w:r>
+              <w:rPr>
+                <w:noProof/>
+                <w:webHidden/>
+              </w:rPr>
+              <w:fldChar w:fldCharType="begin"/>
+            </w:r>
+            <w:r>
+              <w:rPr>
+                <w:noProof/>
+                <w:webHidden/>
+              </w:rPr>
+              <w:instrText xml:space="preserve"> PAGEREF _Toc235117416 \h </w:instrText>
+            </w:r>
+            <w:r>
+              <w:rPr>
+                <w:noProof/>
+                <w:webHidden/>
+              </w:rPr>
+            </w:r>
+            <w:r>
+              <w:rPr>
+                <w:noProof/>
+                <w:webHidden/>
+              </w:rPr>
+              <w:fldChar w:fldCharType="separate"/>
+            </w:r>
+            <w:r>
+              <w:rPr>
+                <w:noProof/>
+                <w:webHidden/>
+              </w:rPr>
+              <w:t>14</w:t>
+            </w:r>
+            <w:r>
+              <w:rPr>
+                <w:noProof/>
+                <w:webHidden/>
+              </w:rPr>
+              <w:fldChar w:fldCharType="end"/>
+            </w:r>
+          </w:hyperlink>
+        </w:p>
+        <w:p>
+          <w:pPr>
+            <w:pStyle w:val="20"/>
+            <w:rPr>
+              <w:rFonts w:asciiTheme="minorHAnsi" w:eastAsiaTheme="minorEastAsia" w:hAnsiTheme="minorHAnsi" w:cstheme="minorBidi"/>
+              <w:noProof/>
+              <w:kern w:val="2"/>
+              <w:sz w:val="24"/>
+              <w:szCs w:val="24"/>
+              <w:lang w:eastAsia="ru-RU" w:bidi="ar-SA"/>
+              <w14:ligatures w14:val="standardContextual"/>
+            </w:rPr>
+          </w:pPr>
+          <w:hyperlink w:anchor="_Toc235117417" w:history="1">
+            <w:r>
+              <w:rPr>
+                <w:rStyle w:val="a7"/>
+                <w:noProof/>
+              </w:rPr>
+              <w:t>СПИСОК ИСПОЛЬЗОВАННЫХ ИСТОЧНИКОВ</w:t>
+            </w:r>
+            <w:r>
+              <w:rPr>
+                <w:noProof/>
+                <w:webHidden/>
+              </w:rPr>
+              <w:tab/>
+            </w:r>
+            <w:r>
+              <w:rPr>
+                <w:noProof/>
+                <w:webHidden/>
+              </w:rPr>
+              <w:fldChar w:fldCharType="begin"/>
+            </w:r>
+            <w:r>
+              <w:rPr>
+                <w:noProof/>
+                <w:webHidden/>
+              </w:rPr>
+              <w:instrText xml:space="preserve"> PAGEREF _Toc235117417 \h </w:instrText>
+            </w:r>
+            <w:r>
+              <w:rPr>
+                <w:noProof/>
+                <w:webHidden/>
+              </w:rPr>
+            </w:r>
+            <w:r>
+              <w:rPr>
+                <w:noProof/>
+                <w:webHidden/>
+              </w:rPr>
+              <w:fldChar w:fldCharType="separate"/>
+            </w:r>
+            <w:r>
+              <w:rPr>
+                <w:noProof/>
+                <w:webHidden/>
+              </w:rPr>
+              <w:t>15</w:t>
+            </w:r>
+            <w:r>
+              <w:rPr>
+                <w:noProof/>
+                <w:webHidden/>
+              </w:rPr>
+              <w:fldChar w:fldCharType="end"/>
+            </w:r>
+          </w:hyperlink>
+        </w:p>
+        <w:p>
+          <w:pPr>
+            <w:pStyle w:val="10"/>
+            <w:rPr>
+              <w:rFonts w:asciiTheme="minorHAnsi" w:eastAsiaTheme="minorEastAsia" w:hAnsiTheme="minorHAnsi" w:cstheme="minorBidi"/>
+              <w:noProof/>
+              <w:kern w:val="2"/>
+              <w:sz w:val="24"/>
+              <w:szCs w:val="24"/>
+              <w:lang w:eastAsia="ru-RU" w:bidi="ar-SA"/>
+              <w14:ligatures w14:val="standardContextual"/>
+            </w:rPr>
+          </w:pPr>
+          <w:hyperlink w:anchor="_Toc235117418" w:history="1">
+            <w:r>
+              <w:rPr>
+                <w:rStyle w:val="a7"/>
+                <w:noProof/>
+              </w:rPr>
+              <w:t xml:space="preserve">1. Чек-лист тестирования раздела «Избранное» </w:t>
+            </w:r>
+            <w:r>
+              <w:rPr>
+                <w:rStyle w:val="a7"/>
+                <w:noProof/>
+                <w:lang w:val="en-US"/>
+              </w:rPr>
+              <w:t>Ozon</w:t>
+            </w:r>
+            <w:r>
+              <w:rPr>
+                <w:rStyle w:val="a7"/>
+                <w:noProof/>
+              </w:rPr>
+              <w:t xml:space="preserve"> [Электронный ресурс] – материалы учебной практики кафедры МОЭВМ СПбГЭТУ «ЛЭТИ».</w:t>
+            </w:r>
+            <w:r>
+              <w:rPr>
+                <w:noProof/>
+                <w:webHidden/>
+              </w:rPr>
+              <w:tab/>
+            </w:r>
+            <w:r>
+              <w:rPr>
+                <w:noProof/>
+                <w:webHidden/>
+              </w:rPr>
+              <w:fldChar w:fldCharType="begin"/>
+            </w:r>
+            <w:r>
+              <w:rPr>
+                <w:noProof/>
+                <w:webHidden/>
+              </w:rPr>
+              <w:instrText xml:space="preserve"> PAGEREF _Toc235117418 \h </w:instrText>
+            </w:r>
+            <w:r>
+              <w:rPr>
+                <w:noProof/>
+                <w:webHidden/>
+              </w:rPr>
+            </w:r>
+            <w:r>
+              <w:rPr>
+                <w:noProof/>
+                <w:webHidden/>
+              </w:rPr>
+              <w:fldChar w:fldCharType="separate"/>
+            </w:r>
+            <w:r>
+              <w:rPr>
+                <w:noProof/>
+                <w:webHidden/>
+              </w:rPr>
+              <w:t>15</w:t>
+            </w:r>
+            <w:r>
+              <w:rPr>
+                <w:noProof/>
+                <w:webHidden/>
+              </w:rPr>
+              <w:fldChar w:fldCharType="end"/>
+            </w:r>
+          </w:hyperlink>
+        </w:p>
+        <w:p>
+          <w:pPr>
+            <w:pStyle w:val="20"/>
+            <w:rPr>
+              <w:rFonts w:asciiTheme="minorHAnsi" w:eastAsiaTheme="minorEastAsia" w:hAnsiTheme="minorHAnsi" w:cstheme="minorBidi"/>
+              <w:noProof/>
+              <w:kern w:val="2"/>
+              <w:sz w:val="24"/>
+              <w:szCs w:val="24"/>
+              <w:lang w:eastAsia="ru-RU" w:bidi="ar-SA"/>
+              <w14:ligatures w14:val="standardContextual"/>
+            </w:rPr>
+          </w:pPr>
+          <w:hyperlink w:anchor="_Toc235117419" w:history="1">
+            <w:r>
+              <w:rPr>
+                <w:rStyle w:val="a7"/>
+                <w:noProof/>
+              </w:rPr>
+              <w:t>ПРИЛОЖЕНИЕ А</w:t>
+            </w:r>
+            <w:r>
+              <w:rPr>
+                <w:noProof/>
+                <w:webHidden/>
+              </w:rPr>
+              <w:tab/>
+            </w:r>
+            <w:r>
+              <w:rPr>
+                <w:noProof/>
+                <w:webHidden/>
+              </w:rPr>
+              <w:fldChar w:fldCharType="begin"/>
+            </w:r>
+            <w:r>
+              <w:rPr>
+                <w:noProof/>
+                <w:webHidden/>
+              </w:rPr>
+              <w:instrText xml:space="preserve"> PAGEREF _Toc235117419 \h </w:instrText>
+            </w:r>
+            <w:r>
+              <w:rPr>
+                <w:noProof/>
+                <w:webHidden/>
+              </w:rPr>
+            </w:r>
+            <w:r>
+              <w:rPr>
+                <w:noProof/>
+                <w:webHidden/>
+              </w:rPr>
+              <w:fldChar w:fldCharType="separate"/>
+            </w:r>
+            <w:r>
+              <w:rPr>
+                <w:noProof/>
+                <w:webHidden/>
+              </w:rPr>
+              <w:t>16</w:t>
+            </w:r>
+            <w:r>
+              <w:rPr>
+                <w:noProof/>
                 <w:webHidden/>
               </w:rPr>
               <w:fldChar w:fldCharType="end"/>
@@ -1992,760 +2671,6 @@
               <w14:ligatures w14:val="standardContextual"/>
             </w:rPr>
           </w:pPr>
-          <w:hyperlink w:anchor="_Toc230206145">
-            <w:r>
-              <w:rPr>
-                <w:webHidden/>
-              </w:rPr>
-              <w:fldChar w:fldCharType="begin"/>
-            </w:r>
-            <w:r>
-              <w:rPr>
-                <w:webHidden/>
-              </w:rPr>
-              <w:instrText>PAGEREF _Toc230206145 \h</w:instrText>
-            </w:r>
-            <w:r>
-              <w:rPr>
-                <w:webHidden/>
-              </w:rPr>
-            </w:r>
-            <w:r>
-              <w:rPr>
-                <w:webHidden/>
-              </w:rPr>
-              <w:fldChar w:fldCharType="separate"/>
-            </w:r>
-            <w:r>
-              <w:rPr>
-                <w:rStyle w:val="ad"/>
-                <w:webHidden/>
-              </w:rPr>
-              <w:t>1 ПОСТАНОВКА ЗАДАЧИ (заголовок второго уровня)</w:t>
-            </w:r>
-            <w:r>
-              <w:rPr>
-                <w:rStyle w:val="ad"/>
-                <w:webHidden/>
-              </w:rPr>
-              <w:tab/>
-              <w:t>6</w:t>
-            </w:r>
-            <w:r>
-              <w:rPr>
-                <w:webHidden/>
-              </w:rPr>
-              <w:fldChar w:fldCharType="end"/>
-            </w:r>
-          </w:hyperlink>
-        </w:p>
-        <w:p>
-          <w:pPr>
-            <w:pStyle w:val="20"/>
-            <w:rPr>
-              <w:rFonts w:asciiTheme="minorHAnsi" w:eastAsiaTheme="minorEastAsia" w:hAnsiTheme="minorHAnsi" w:cstheme="minorBidi"/>
-              <w:kern w:val="2"/>
-              <w:sz w:val="24"/>
-              <w:szCs w:val="24"/>
-              <w:lang w:eastAsia="ru-RU" w:bidi="ar-SA"/>
-              <w14:ligatures w14:val="standardContextual"/>
-            </w:rPr>
-          </w:pPr>
-          <w:hyperlink w:anchor="_Toc230206146">
-            <w:r>
-              <w:rPr>
-                <w:webHidden/>
-              </w:rPr>
-              <w:fldChar w:fldCharType="begin"/>
-            </w:r>
-            <w:r>
-              <w:rPr>
-                <w:webHidden/>
-              </w:rPr>
-              <w:instrText>PAGEREF _Toc230206146 \h</w:instrText>
-            </w:r>
-            <w:r>
-              <w:rPr>
-                <w:webHidden/>
-              </w:rPr>
-            </w:r>
-            <w:r>
-              <w:rPr>
-                <w:webHidden/>
-              </w:rPr>
-              <w:fldChar w:fldCharType="separate"/>
-            </w:r>
-            <w:r>
-              <w:rPr>
-                <w:rStyle w:val="ad"/>
-                <w:webHidden/>
-              </w:rPr>
-              <w:t>1.1 Предметная область</w:t>
-            </w:r>
-            <w:r>
-              <w:rPr>
-                <w:rStyle w:val="ad"/>
-                <w:webHidden/>
-              </w:rPr>
-              <w:tab/>
-              <w:t>6</w:t>
-            </w:r>
-            <w:r>
-              <w:rPr>
-                <w:webHidden/>
-              </w:rPr>
-              <w:fldChar w:fldCharType="end"/>
-            </w:r>
-          </w:hyperlink>
-        </w:p>
-        <w:p>
-          <w:pPr>
-            <w:pStyle w:val="20"/>
-            <w:rPr>
-              <w:rFonts w:asciiTheme="minorHAnsi" w:eastAsiaTheme="minorEastAsia" w:hAnsiTheme="minorHAnsi" w:cstheme="minorBidi"/>
-              <w:kern w:val="2"/>
-              <w:sz w:val="24"/>
-              <w:szCs w:val="24"/>
-              <w:lang w:eastAsia="ru-RU" w:bidi="ar-SA"/>
-              <w14:ligatures w14:val="standardContextual"/>
-            </w:rPr>
-          </w:pPr>
-          <w:hyperlink w:anchor="_Toc230206147">
-            <w:r>
-              <w:rPr>
-                <w:webHidden/>
-              </w:rPr>
-              <w:fldChar w:fldCharType="begin"/>
-            </w:r>
-            <w:r>
-              <w:rPr>
-                <w:webHidden/>
-              </w:rPr>
-              <w:instrText>PAGEREF _Toc230206147 \h</w:instrText>
-            </w:r>
-            <w:r>
-              <w:rPr>
-                <w:webHidden/>
-              </w:rPr>
-            </w:r>
-            <w:r>
-              <w:rPr>
-                <w:webHidden/>
-              </w:rPr>
-              <w:fldChar w:fldCharType="separate"/>
-            </w:r>
-            <w:r>
-              <w:rPr>
-                <w:rStyle w:val="ad"/>
-                <w:webHidden/>
-              </w:rPr>
-              <w:t>1.2 Задачи практики</w:t>
-            </w:r>
-            <w:r>
-              <w:rPr>
-                <w:rStyle w:val="ad"/>
-                <w:webHidden/>
-              </w:rPr>
-              <w:tab/>
-              <w:t>6</w:t>
-            </w:r>
-            <w:r>
-              <w:rPr>
-                <w:webHidden/>
-              </w:rPr>
-              <w:fldChar w:fldCharType="end"/>
-            </w:r>
-          </w:hyperlink>
-        </w:p>
-        <w:p>
-          <w:pPr>
-            <w:pStyle w:val="20"/>
-            <w:rPr>
-              <w:rFonts w:asciiTheme="minorHAnsi" w:eastAsiaTheme="minorEastAsia" w:hAnsiTheme="minorHAnsi" w:cstheme="minorBidi"/>
-              <w:kern w:val="2"/>
-              <w:sz w:val="24"/>
-              <w:szCs w:val="24"/>
-              <w:lang w:eastAsia="ru-RU" w:bidi="ar-SA"/>
-              <w14:ligatures w14:val="standardContextual"/>
-            </w:rPr>
-          </w:pPr>
-          <w:hyperlink w:anchor="_Toc230206148">
-            <w:r>
-              <w:rPr>
-                <w:rStyle w:val="ad"/>
-                <w:rFonts w:cs="Times New Roman"/>
-                <w:webHidden/>
-              </w:rPr>
-              <w:t>1.3 Третий раздел первой главы (заголовок третьего уровня)</w:t>
-            </w:r>
-            <w:r>
-              <w:rPr>
-                <w:webHidden/>
-              </w:rPr>
-              <w:fldChar w:fldCharType="begin"/>
-            </w:r>
-            <w:r>
-              <w:rPr>
-                <w:webHidden/>
-              </w:rPr>
-              <w:instrText>PAGEREF _Toc230206148 \h</w:instrText>
-            </w:r>
-            <w:r>
-              <w:rPr>
-                <w:webHidden/>
-              </w:rPr>
-            </w:r>
-            <w:r>
-              <w:rPr>
-                <w:webHidden/>
-              </w:rPr>
-              <w:fldChar w:fldCharType="separate"/>
-            </w:r>
-            <w:r>
-              <w:rPr>
-                <w:rStyle w:val="ad"/>
-              </w:rPr>
-              <w:tab/>
-              <w:t>6</w:t>
-            </w:r>
-            <w:r>
-              <w:rPr>
-                <w:webHidden/>
-              </w:rPr>
-              <w:fldChar w:fldCharType="end"/>
-            </w:r>
-          </w:hyperlink>
-        </w:p>
-        <w:p>
-          <w:pPr>
-            <w:pStyle w:val="10"/>
-            <w:rPr>
-              <w:rFonts w:asciiTheme="minorHAnsi" w:eastAsiaTheme="minorEastAsia" w:hAnsiTheme="minorHAnsi" w:cstheme="minorBidi"/>
-              <w:kern w:val="2"/>
-              <w:sz w:val="24"/>
-              <w:szCs w:val="24"/>
-              <w:lang w:eastAsia="ru-RU" w:bidi="ar-SA"/>
-              <w14:ligatures w14:val="standardContextual"/>
-            </w:rPr>
-          </w:pPr>
-          <w:hyperlink w:anchor="_Toc230206149">
-            <w:r>
-              <w:rPr>
-                <w:webHidden/>
-              </w:rPr>
-              <w:fldChar w:fldCharType="begin"/>
-            </w:r>
-            <w:r>
-              <w:rPr>
-                <w:webHidden/>
-              </w:rPr>
-              <w:instrText>PAGEREF _Toc230206149 \h</w:instrText>
-            </w:r>
-            <w:r>
-              <w:rPr>
-                <w:webHidden/>
-              </w:rPr>
-            </w:r>
-            <w:r>
-              <w:rPr>
-                <w:webHidden/>
-              </w:rPr>
-              <w:fldChar w:fldCharType="separate"/>
-            </w:r>
-            <w:r>
-              <w:rPr>
-                <w:rStyle w:val="ad"/>
-                <w:webHidden/>
-              </w:rPr>
-              <w:t>2 РЕЗУЛЬТАТЫ РАБОТЫ</w:t>
-            </w:r>
-            <w:r>
-              <w:rPr>
-                <w:rStyle w:val="ad"/>
-                <w:webHidden/>
-              </w:rPr>
-              <w:tab/>
-              <w:t>9</w:t>
-            </w:r>
-            <w:r>
-              <w:rPr>
-                <w:webHidden/>
-              </w:rPr>
-              <w:fldChar w:fldCharType="end"/>
-            </w:r>
-          </w:hyperlink>
-        </w:p>
-        <w:p>
-          <w:pPr>
-            <w:pStyle w:val="20"/>
-            <w:rPr>
-              <w:rFonts w:asciiTheme="minorHAnsi" w:eastAsiaTheme="minorEastAsia" w:hAnsiTheme="minorHAnsi" w:cstheme="minorBidi"/>
-              <w:kern w:val="2"/>
-              <w:sz w:val="24"/>
-              <w:szCs w:val="24"/>
-              <w:lang w:eastAsia="ru-RU" w:bidi="ar-SA"/>
-              <w14:ligatures w14:val="standardContextual"/>
-            </w:rPr>
-          </w:pPr>
-          <w:hyperlink w:anchor="_Toc230206150">
-            <w:r>
-              <w:rPr>
-                <w:webHidden/>
-              </w:rPr>
-              <w:fldChar w:fldCharType="begin"/>
-            </w:r>
-            <w:r>
-              <w:rPr>
-                <w:webHidden/>
-              </w:rPr>
-              <w:instrText>PAGEREF _Toc230206150 \h</w:instrText>
-            </w:r>
-            <w:r>
-              <w:rPr>
-                <w:webHidden/>
-              </w:rPr>
-            </w:r>
-            <w:r>
-              <w:rPr>
-                <w:webHidden/>
-              </w:rPr>
-              <w:fldChar w:fldCharType="separate"/>
-            </w:r>
-            <w:r>
-              <w:rPr>
-                <w:rStyle w:val="ad"/>
-                <w:webHidden/>
-              </w:rPr>
-              <w:t>2.1. Формулировка задачи 1</w:t>
-            </w:r>
-            <w:r>
-              <w:rPr>
-                <w:rStyle w:val="ad"/>
-                <w:webHidden/>
-              </w:rPr>
-              <w:tab/>
-              <w:t>9</w:t>
-            </w:r>
-            <w:r>
-              <w:rPr>
-                <w:webHidden/>
-              </w:rPr>
-              <w:fldChar w:fldCharType="end"/>
-            </w:r>
-          </w:hyperlink>
-        </w:p>
-        <w:p>
-          <w:pPr>
-            <w:pStyle w:val="20"/>
-            <w:rPr>
-              <w:rFonts w:asciiTheme="minorHAnsi" w:eastAsiaTheme="minorEastAsia" w:hAnsiTheme="minorHAnsi" w:cstheme="minorBidi"/>
-              <w:kern w:val="2"/>
-              <w:sz w:val="24"/>
-              <w:szCs w:val="24"/>
-              <w:lang w:eastAsia="ru-RU" w:bidi="ar-SA"/>
-              <w14:ligatures w14:val="standardContextual"/>
-            </w:rPr>
-          </w:pPr>
-          <w:hyperlink w:anchor="_Toc230206151">
-            <w:r>
-              <w:rPr>
-                <w:webHidden/>
-              </w:rPr>
-              <w:fldChar w:fldCharType="begin"/>
-            </w:r>
-            <w:r>
-              <w:rPr>
-                <w:webHidden/>
-              </w:rPr>
-              <w:instrText>PAGEREF _Toc230206151 \h</w:instrText>
-            </w:r>
-            <w:r>
-              <w:rPr>
-                <w:webHidden/>
-              </w:rPr>
-            </w:r>
-            <w:r>
-              <w:rPr>
-                <w:webHidden/>
-              </w:rPr>
-              <w:fldChar w:fldCharType="separate"/>
-            </w:r>
-            <w:r>
-              <w:rPr>
-                <w:rStyle w:val="ad"/>
-                <w:webHidden/>
-              </w:rPr>
-              <w:t>2.2. Формулировка задачи 2</w:t>
-            </w:r>
-            <w:r>
-              <w:rPr>
-                <w:rStyle w:val="ad"/>
-                <w:webHidden/>
-              </w:rPr>
-              <w:tab/>
-              <w:t>9</w:t>
-            </w:r>
-            <w:r>
-              <w:rPr>
-                <w:webHidden/>
-              </w:rPr>
-              <w:fldChar w:fldCharType="end"/>
-            </w:r>
-          </w:hyperlink>
-        </w:p>
-        <w:p>
-          <w:pPr>
-            <w:pStyle w:val="20"/>
-            <w:rPr>
-              <w:rFonts w:asciiTheme="minorHAnsi" w:eastAsiaTheme="minorEastAsia" w:hAnsiTheme="minorHAnsi" w:cstheme="minorBidi"/>
-              <w:kern w:val="2"/>
-              <w:sz w:val="24"/>
-              <w:szCs w:val="24"/>
-              <w:lang w:eastAsia="ru-RU" w:bidi="ar-SA"/>
-              <w14:ligatures w14:val="standardContextual"/>
-            </w:rPr>
-          </w:pPr>
-          <w:hyperlink w:anchor="_Toc230206152">
-            <w:r>
-              <w:rPr>
-                <w:webHidden/>
-              </w:rPr>
-              <w:fldChar w:fldCharType="begin"/>
-            </w:r>
-            <w:r>
-              <w:rPr>
-                <w:webHidden/>
-              </w:rPr>
-              <w:instrText>PAGEREF _Toc230206152 \h</w:instrText>
-            </w:r>
-            <w:r>
-              <w:rPr>
-                <w:webHidden/>
-              </w:rPr>
-            </w:r>
-            <w:r>
-              <w:rPr>
-                <w:webHidden/>
-              </w:rPr>
-              <w:fldChar w:fldCharType="separate"/>
-            </w:r>
-            <w:r>
-              <w:rPr>
-                <w:rStyle w:val="ad"/>
-                <w:webHidden/>
-              </w:rPr>
-              <w:t>2.3. Формулировка задачи 3</w:t>
-            </w:r>
-            <w:r>
-              <w:rPr>
-                <w:rStyle w:val="ad"/>
-                <w:webHidden/>
-              </w:rPr>
-              <w:tab/>
-              <w:t>9</w:t>
-            </w:r>
-            <w:r>
-              <w:rPr>
-                <w:webHidden/>
-              </w:rPr>
-              <w:fldChar w:fldCharType="end"/>
-            </w:r>
-          </w:hyperlink>
-        </w:p>
-        <w:p>
-          <w:pPr>
-            <w:pStyle w:val="10"/>
-            <w:rPr>
-              <w:rFonts w:asciiTheme="minorHAnsi" w:eastAsiaTheme="minorEastAsia" w:hAnsiTheme="minorHAnsi" w:cstheme="minorBidi"/>
-              <w:kern w:val="2"/>
-              <w:sz w:val="24"/>
-              <w:szCs w:val="24"/>
-              <w:lang w:eastAsia="ru-RU" w:bidi="ar-SA"/>
-              <w14:ligatures w14:val="standardContextual"/>
-            </w:rPr>
-          </w:pPr>
-          <w:hyperlink w:anchor="_Toc230206153">
-            <w:r>
-              <w:rPr>
-                <w:webHidden/>
-              </w:rPr>
-              <w:fldChar w:fldCharType="begin"/>
-            </w:r>
-            <w:r>
-              <w:rPr>
-                <w:webHidden/>
-              </w:rPr>
-              <w:instrText>PAGEREF _Toc230206153 \h</w:instrText>
-            </w:r>
-            <w:r>
-              <w:rPr>
-                <w:webHidden/>
-              </w:rPr>
-            </w:r>
-            <w:r>
-              <w:rPr>
-                <w:webHidden/>
-              </w:rPr>
-              <w:fldChar w:fldCharType="separate"/>
-            </w:r>
-            <w:r>
-              <w:rPr>
-                <w:rStyle w:val="ad"/>
-                <w:webHidden/>
-              </w:rPr>
-              <w:t>3 ИСПОЛЬЗУЕМЫЕ ТЕХНОЛОГИИ</w:t>
-            </w:r>
-            <w:r>
-              <w:rPr>
-                <w:rStyle w:val="ad"/>
-                <w:webHidden/>
-              </w:rPr>
-              <w:tab/>
-              <w:t>10</w:t>
-            </w:r>
-            <w:r>
-              <w:rPr>
-                <w:webHidden/>
-              </w:rPr>
-              <w:fldChar w:fldCharType="end"/>
-            </w:r>
-          </w:hyperlink>
-        </w:p>
-        <w:p>
-          <w:pPr>
-            <w:pStyle w:val="10"/>
-            <w:rPr>
-              <w:rFonts w:asciiTheme="minorHAnsi" w:eastAsiaTheme="minorEastAsia" w:hAnsiTheme="minorHAnsi" w:cstheme="minorBidi"/>
-              <w:kern w:val="2"/>
-              <w:sz w:val="24"/>
-              <w:szCs w:val="24"/>
-              <w:lang w:eastAsia="ru-RU" w:bidi="ar-SA"/>
-              <w14:ligatures w14:val="standardContextual"/>
-            </w:rPr>
-          </w:pPr>
-          <w:hyperlink w:anchor="_Toc230206154">
-            <w:r>
-              <w:rPr>
-                <w:webHidden/>
-              </w:rPr>
-              <w:fldChar w:fldCharType="begin"/>
-            </w:r>
-            <w:r>
-              <w:rPr>
-                <w:webHidden/>
-              </w:rPr>
-              <w:instrText>PAGEREF _Toc230206154 \h</w:instrText>
-            </w:r>
-            <w:r>
-              <w:rPr>
-                <w:webHidden/>
-              </w:rPr>
-            </w:r>
-            <w:r>
-              <w:rPr>
-                <w:webHidden/>
-              </w:rPr>
-              <w:fldChar w:fldCharType="separate"/>
-            </w:r>
-            <w:r>
-              <w:rPr>
-                <w:rStyle w:val="ad"/>
-                <w:webHidden/>
-              </w:rPr>
-              <w:t>4 ОТЗЫВ РУКОВОДИТЕЛЯ</w:t>
-            </w:r>
-            <w:r>
-              <w:rPr>
-                <w:rStyle w:val="ad"/>
-                <w:webHidden/>
-              </w:rPr>
-              <w:tab/>
-              <w:t>11</w:t>
-            </w:r>
-            <w:r>
-              <w:rPr>
-                <w:webHidden/>
-              </w:rPr>
-              <w:fldChar w:fldCharType="end"/>
-            </w:r>
-          </w:hyperlink>
-        </w:p>
-        <w:p>
-          <w:pPr>
-            <w:pStyle w:val="10"/>
-            <w:rPr>
-              <w:rFonts w:asciiTheme="minorHAnsi" w:eastAsiaTheme="minorEastAsia" w:hAnsiTheme="minorHAnsi" w:cstheme="minorBidi"/>
-              <w:kern w:val="2"/>
-              <w:sz w:val="24"/>
-              <w:szCs w:val="24"/>
-              <w:lang w:eastAsia="ru-RU" w:bidi="ar-SA"/>
-              <w14:ligatures w14:val="standardContextual"/>
-            </w:rPr>
-          </w:pPr>
-          <w:hyperlink w:anchor="_Toc230206155">
-            <w:r>
-              <w:rPr>
-                <w:webHidden/>
-              </w:rPr>
-              <w:fldChar w:fldCharType="begin"/>
-            </w:r>
-            <w:r>
-              <w:rPr>
-                <w:webHidden/>
-              </w:rPr>
-              <w:instrText>PAGEREF _Toc230206155 \h</w:instrText>
-            </w:r>
-            <w:r>
-              <w:rPr>
-                <w:webHidden/>
-              </w:rPr>
-            </w:r>
-            <w:r>
-              <w:rPr>
-                <w:webHidden/>
-              </w:rPr>
-              <w:fldChar w:fldCharType="separate"/>
-            </w:r>
-            <w:r>
-              <w:rPr>
-                <w:rStyle w:val="ad"/>
-                <w:webHidden/>
-              </w:rPr>
-              <w:t>ЗАКЛЮЧЕНИЕ</w:t>
-            </w:r>
-            <w:r>
-              <w:rPr>
-                <w:rStyle w:val="ad"/>
-                <w:webHidden/>
-              </w:rPr>
-              <w:tab/>
-              <w:t>12</w:t>
-            </w:r>
-            <w:r>
-              <w:rPr>
-                <w:webHidden/>
-              </w:rPr>
-              <w:fldChar w:fldCharType="end"/>
-            </w:r>
-          </w:hyperlink>
-        </w:p>
-        <w:p>
-          <w:pPr>
-            <w:pStyle w:val="10"/>
-            <w:rPr>
-              <w:rFonts w:asciiTheme="minorHAnsi" w:eastAsiaTheme="minorEastAsia" w:hAnsiTheme="minorHAnsi" w:cstheme="minorBidi"/>
-              <w:kern w:val="2"/>
-              <w:sz w:val="24"/>
-              <w:szCs w:val="24"/>
-              <w:lang w:eastAsia="ru-RU" w:bidi="ar-SA"/>
-              <w14:ligatures w14:val="standardContextual"/>
-            </w:rPr>
-          </w:pPr>
-          <w:hyperlink w:anchor="_Toc230206156">
-            <w:r>
-              <w:rPr>
-                <w:webHidden/>
-              </w:rPr>
-              <w:fldChar w:fldCharType="begin"/>
-            </w:r>
-            <w:r>
-              <w:rPr>
-                <w:webHidden/>
-              </w:rPr>
-              <w:instrText>PAGEREF _Toc230206156 \h</w:instrText>
-            </w:r>
-            <w:r>
-              <w:rPr>
-                <w:webHidden/>
-              </w:rPr>
-            </w:r>
-            <w:r>
-              <w:rPr>
-                <w:webHidden/>
-              </w:rPr>
-              <w:fldChar w:fldCharType="separate"/>
-            </w:r>
-            <w:r>
-              <w:rPr>
-                <w:rStyle w:val="ad"/>
-                <w:webHidden/>
-              </w:rPr>
-              <w:t>СПИСОК ИСПОЛЬЗОВАННЫХ ИСТОЧНИКОВ (заголовок второго уровня)</w:t>
-            </w:r>
-            <w:r>
-              <w:rPr>
-                <w:rStyle w:val="ad"/>
-                <w:webHidden/>
-              </w:rPr>
-              <w:tab/>
-              <w:t>13</w:t>
-            </w:r>
-            <w:r>
-              <w:rPr>
-                <w:webHidden/>
-              </w:rPr>
-              <w:fldChar w:fldCharType="end"/>
-            </w:r>
-          </w:hyperlink>
-        </w:p>
-        <w:p>
-          <w:pPr>
-            <w:pStyle w:val="10"/>
-            <w:rPr>
-              <w:rFonts w:asciiTheme="minorHAnsi" w:eastAsiaTheme="minorEastAsia" w:hAnsiTheme="minorHAnsi" w:cstheme="minorBidi"/>
-              <w:kern w:val="2"/>
-              <w:sz w:val="24"/>
-              <w:szCs w:val="24"/>
-              <w:lang w:eastAsia="ru-RU" w:bidi="ar-SA"/>
-              <w14:ligatures w14:val="standardContextual"/>
-            </w:rPr>
-          </w:pPr>
-          <w:hyperlink w:anchor="_Toc230206157">
-            <w:r>
-              <w:rPr>
-                <w:webHidden/>
-              </w:rPr>
-              <w:fldChar w:fldCharType="begin"/>
-            </w:r>
-            <w:r>
-              <w:rPr>
-                <w:webHidden/>
-              </w:rPr>
-              <w:instrText>PAGEREF _Toc230206157 \h</w:instrText>
-            </w:r>
-            <w:r>
-              <w:rPr>
-                <w:webHidden/>
-              </w:rPr>
-            </w:r>
-            <w:r>
-              <w:rPr>
-                <w:webHidden/>
-              </w:rPr>
-              <w:fldChar w:fldCharType="separate"/>
-            </w:r>
-            <w:r>
-              <w:rPr>
-                <w:rStyle w:val="ad"/>
-                <w:webHidden/>
-              </w:rPr>
-              <w:t>ПРИЛОЖЕНИЕ А (заголовок второго уровня)</w:t>
-            </w:r>
-            <w:r>
-              <w:rPr>
-                <w:rStyle w:val="ad"/>
-                <w:webHidden/>
-              </w:rPr>
-              <w:tab/>
-              <w:t>14</w:t>
-            </w:r>
-            <w:r>
-              <w:rPr>
-                <w:webHidden/>
-              </w:rPr>
-              <w:fldChar w:fldCharType="end"/>
-            </w:r>
-          </w:hyperlink>
           <w:r>
             <w:rPr>
               <w:rStyle w:val="ad"/>
@@ -2768,12 +2693,15 @@
         <w:pStyle w:val="2"/>
         <w:ind w:left="0"/>
       </w:pPr>
-      <w:bookmarkStart w:id="0" w:name="_Toc230206144"/>
+      <w:bookmarkStart w:id="0" w:name="_Toc235117408"/>
       <w:r>
         <w:lastRenderedPageBreak/>
-        <w:t xml:space="preserve">ВВЕДЕНИЕ </w:t>
+        <w:t>ВВЕДЕНИЕ</w:t>
       </w:r>
       <w:bookmarkEnd w:id="0"/>
+      <w:r>
+        <w:t xml:space="preserve"> </w:t>
+      </w:r>
     </w:p>
     <w:p>
       <w:pPr>
@@ -3442,7 +3370,6 @@
       <w:r>
         <w:rPr>
           <w:rFonts w:cs="Times New Roman"/>
-          <w:color w:val="EE0000"/>
           <w:szCs w:val="28"/>
         </w:rPr>
         <w:t>Настоящий отчёт описывает работу Карпова А.М.</w:t>
@@ -3450,7 +3377,6 @@
       <w:r>
         <w:rPr>
           <w:rFonts w:cs="Times New Roman"/>
-          <w:color w:val="EE0000"/>
           <w:szCs w:val="28"/>
         </w:rPr>
         <w:t xml:space="preserve"> </w:t>
@@ -3464,23 +3390,25 @@
         <w:pStyle w:val="2"/>
         <w:ind w:left="0"/>
       </w:pPr>
-      <w:bookmarkStart w:id="2" w:name="_Toc230206145"/>
+      <w:bookmarkStart w:id="2" w:name="_Toc235117409"/>
       <w:r>
         <w:lastRenderedPageBreak/>
         <w:t xml:space="preserve">1 </w:t>
       </w:r>
       <w:bookmarkEnd w:id="1"/>
       <w:r>
-        <w:t xml:space="preserve">ПОСТАНОВКА ЗАДАЧИ </w:t>
+        <w:t>ПОСТАНОВКА ЗАДАЧИ</w:t>
       </w:r>
       <w:bookmarkEnd w:id="2"/>
+      <w:r>
+        <w:t xml:space="preserve"> </w:t>
+      </w:r>
     </w:p>
     <w:p>
       <w:pPr>
         <w:spacing w:line="360" w:lineRule="auto"/>
         <w:ind w:firstLine="709"/>
       </w:pPr>
-      <w:bookmarkStart w:id="3" w:name="_Toc230206146"/>
       <w:r>
         <w:t>В рамках учебной практики выполнялся групповой проект по автоматизации проверки</w:t>
       </w:r>
@@ -3530,13 +3458,7 @@
       </w:r>
       <w:proofErr w:type="spellEnd"/>
       <w:r>
-        <w:t xml:space="preserve">. </w:t>
-      </w:r>
-      <w:r>
-        <w:rPr>
-          <w:color w:val="EE0000"/>
-        </w:rPr>
-        <w:t xml:space="preserve">Настоящий отчёт описывает вклад студента Карпова А.М. – сценарии № 3 и № 7. </w:t>
+        <w:t xml:space="preserve">. Настоящий отчёт описывает вклад студента Карпова А.М. – сценарии № 3 и № 7. </w:t>
       </w:r>
     </w:p>
     <w:p>
@@ -3544,6 +3466,7 @@
         <w:pStyle w:val="3"/>
         <w:ind w:left="0"/>
       </w:pPr>
+      <w:bookmarkStart w:id="3" w:name="_Toc235117410"/>
       <w:r>
         <w:t>1.1 Предметная область</w:t>
       </w:r>
@@ -3643,9 +3566,12 @@
         <w:pStyle w:val="3"/>
         <w:ind w:left="0"/>
       </w:pPr>
-      <w:bookmarkStart w:id="4" w:name="_Toc230206147"/>
-      <w:r>
-        <w:t>1.2 Задачи практики</w:t>
+      <w:bookmarkStart w:id="4" w:name="_Toc235117411"/>
+      <w:r>
+        <w:t>1.</w:t>
+      </w:r>
+      <w:r>
+        <w:t>2 Задачи практики</w:t>
       </w:r>
       <w:bookmarkStart w:id="5" w:name="_Toc73173349"/>
       <w:bookmarkEnd w:id="4"/>
@@ -3654,15 +3580,8 @@
       <w:pPr>
         <w:spacing w:line="360" w:lineRule="auto"/>
         <w:ind w:firstLine="709"/>
-        <w:rPr>
-          <w:color w:val="EE0000"/>
-        </w:rPr>
-      </w:pPr>
-      <w:bookmarkStart w:id="6" w:name="_Toc230206148"/>
-      <w:r>
-        <w:rPr>
-          <w:color w:val="EE0000"/>
-        </w:rPr>
+      </w:pPr>
+      <w:r>
         <w:t>На студента Карпова А.М. были возложены следующие задачи:</w:t>
       </w:r>
     </w:p>
@@ -3675,20 +3594,11 @@
         </w:numPr>
         <w:spacing w:line="360" w:lineRule="auto"/>
         <w:ind w:hanging="11"/>
-        <w:rPr>
-          <w:color w:val="EE0000"/>
-        </w:rPr>
-      </w:pPr>
-      <w:r>
-        <w:rPr>
-          <w:color w:val="EE0000"/>
-        </w:rPr>
+      </w:pPr>
+      <w:r>
         <w:t xml:space="preserve">Реализовать автоматизированный тест № 3 «Добавление в избранное из результатов поиска»: выполнить поиск товара, добавить первый результат в избранное через иконку «сердце», </w:t>
       </w:r>
       <w:r>
-        <w:rPr>
-          <w:color w:val="EE0000"/>
-        </w:rPr>
         <w:lastRenderedPageBreak/>
         <w:t>убедиться в изменении состояния иконки и наличии товара в разделе «Избранное».</w:t>
       </w:r>
@@ -3702,14 +3612,8 @@
         </w:numPr>
         <w:spacing w:line="360" w:lineRule="auto"/>
         <w:ind w:hanging="11"/>
-        <w:rPr>
-          <w:color w:val="EE0000"/>
-        </w:rPr>
-      </w:pPr>
-      <w:r>
-        <w:rPr>
-          <w:color w:val="EE0000"/>
-        </w:rPr>
+      </w:pPr>
+      <w:r>
         <w:t>Реализовать автоматизированный тест № 7 «Фильтрация избранного по категории»: подготовить набор товаров разных категорий, открыть раздел «Избранное», применить фильтр «Электроника», проверить уменьшение количества товаров, сбросить фильтр и убедиться в восстановлении полного списка.</w:t>
       </w:r>
     </w:p>
@@ -3717,14 +3621,8 @@
       <w:pPr>
         <w:spacing w:line="360" w:lineRule="auto"/>
         <w:ind w:firstLine="709"/>
-        <w:rPr>
-          <w:color w:val="EE0000"/>
-        </w:rPr>
-      </w:pPr>
-      <w:r>
-        <w:rPr>
-          <w:color w:val="EE0000"/>
-        </w:rPr>
+      </w:pPr>
+      <w:r>
         <w:t>Дополнительные общие задачи практики:</w:t>
       </w:r>
     </w:p>
@@ -3737,28 +3635,16 @@
         </w:numPr>
         <w:spacing w:line="360" w:lineRule="auto"/>
         <w:ind w:hanging="11"/>
-        <w:rPr>
-          <w:color w:val="EE0000"/>
-        </w:rPr>
-      </w:pPr>
-      <w:r>
-        <w:rPr>
-          <w:color w:val="EE0000"/>
-        </w:rPr>
+      </w:pPr>
+      <w:r>
         <w:t xml:space="preserve">Изучить и применить библиотеку </w:t>
       </w:r>
       <w:proofErr w:type="spellStart"/>
       <w:r>
-        <w:rPr>
-          <w:color w:val="EE0000"/>
-        </w:rPr>
         <w:t>Selenide</w:t>
       </w:r>
       <w:proofErr w:type="spellEnd"/>
       <w:r>
-        <w:rPr>
-          <w:color w:val="EE0000"/>
-        </w:rPr>
         <w:t>;</w:t>
       </w:r>
     </w:p>
@@ -3771,42 +3657,24 @@
         </w:numPr>
         <w:spacing w:line="360" w:lineRule="auto"/>
         <w:ind w:hanging="11"/>
-        <w:rPr>
-          <w:color w:val="EE0000"/>
-        </w:rPr>
-      </w:pPr>
-      <w:r>
-        <w:rPr>
-          <w:color w:val="EE0000"/>
-        </w:rPr>
+      </w:pPr>
+      <w:r>
         <w:t xml:space="preserve">Использовать </w:t>
       </w:r>
       <w:proofErr w:type="spellStart"/>
       <w:r>
-        <w:rPr>
-          <w:color w:val="EE0000"/>
-        </w:rPr>
         <w:t>JUnit</w:t>
       </w:r>
       <w:proofErr w:type="spellEnd"/>
       <w:r>
-        <w:rPr>
-          <w:color w:val="EE0000"/>
-        </w:rPr>
         <w:t xml:space="preserve"> 5 и </w:t>
       </w:r>
       <w:proofErr w:type="spellStart"/>
       <w:r>
-        <w:rPr>
-          <w:color w:val="EE0000"/>
-        </w:rPr>
         <w:t>AssertJ</w:t>
       </w:r>
       <w:proofErr w:type="spellEnd"/>
       <w:r>
-        <w:rPr>
-          <w:color w:val="EE0000"/>
-        </w:rPr>
         <w:t>;</w:t>
       </w:r>
     </w:p>
@@ -3819,70 +3687,40 @@
         </w:numPr>
         <w:spacing w:line="360" w:lineRule="auto"/>
         <w:ind w:hanging="11"/>
-        <w:rPr>
-          <w:color w:val="EE0000"/>
-        </w:rPr>
-      </w:pPr>
-      <w:r>
-        <w:rPr>
-          <w:color w:val="EE0000"/>
-        </w:rPr>
+      </w:pPr>
+      <w:r>
         <w:t xml:space="preserve">Интегрировать реализацию в общий </w:t>
       </w:r>
       <w:proofErr w:type="spellStart"/>
       <w:r>
-        <w:rPr>
-          <w:color w:val="EE0000"/>
-        </w:rPr>
         <w:t>Maven</w:t>
       </w:r>
       <w:proofErr w:type="spellEnd"/>
       <w:r>
-        <w:rPr>
-          <w:color w:val="EE0000"/>
-        </w:rPr>
         <w:t xml:space="preserve">-проект с классами </w:t>
       </w:r>
       <w:proofErr w:type="spellStart"/>
       <w:r>
-        <w:rPr>
-          <w:color w:val="EE0000"/>
-        </w:rPr>
         <w:t>BaseTest</w:t>
       </w:r>
       <w:proofErr w:type="spellEnd"/>
       <w:r>
-        <w:rPr>
-          <w:color w:val="EE0000"/>
-        </w:rPr>
         <w:t xml:space="preserve">, </w:t>
       </w:r>
       <w:proofErr w:type="spellStart"/>
       <w:r>
-        <w:rPr>
-          <w:color w:val="EE0000"/>
-        </w:rPr>
         <w:t>BasePage</w:t>
       </w:r>
       <w:proofErr w:type="spellEnd"/>
       <w:r>
-        <w:rPr>
-          <w:color w:val="EE0000"/>
-        </w:rPr>
         <w:t xml:space="preserve">, </w:t>
       </w:r>
       <w:proofErr w:type="spellStart"/>
       <w:r>
-        <w:rPr>
-          <w:color w:val="EE0000"/>
-        </w:rPr>
         <w:t>BaseElement</w:t>
       </w:r>
       <w:proofErr w:type="spellEnd"/>
       <w:r>
-        <w:rPr>
-          <w:color w:val="EE0000"/>
-        </w:rPr>
         <w:t xml:space="preserve"> и элементами интерфейса;</w:t>
       </w:r>
     </w:p>
@@ -3895,56 +3733,32 @@
         </w:numPr>
         <w:spacing w:line="360" w:lineRule="auto"/>
         <w:ind w:hanging="11"/>
-        <w:rPr>
-          <w:color w:val="EE0000"/>
-        </w:rPr>
-      </w:pPr>
-      <w:r>
-        <w:rPr>
-          <w:color w:val="EE0000"/>
-        </w:rPr>
+      </w:pPr>
+      <w:r>
         <w:t xml:space="preserve">Обеспечить работу с авторизацией через профиль </w:t>
       </w:r>
       <w:proofErr w:type="spellStart"/>
       <w:r>
-        <w:rPr>
-          <w:color w:val="EE0000"/>
-        </w:rPr>
         <w:t>Chrome</w:t>
       </w:r>
       <w:proofErr w:type="spellEnd"/>
       <w:r>
-        <w:rPr>
-          <w:color w:val="EE0000"/>
-        </w:rPr>
         <w:t xml:space="preserve"> (</w:t>
       </w:r>
       <w:proofErr w:type="spellStart"/>
       <w:r>
-        <w:rPr>
-          <w:color w:val="EE0000"/>
-        </w:rPr>
         <w:t>AuthService</w:t>
       </w:r>
       <w:proofErr w:type="spellEnd"/>
       <w:r>
-        <w:rPr>
-          <w:color w:val="EE0000"/>
-        </w:rPr>
         <w:t xml:space="preserve">) и подготовку данных через </w:t>
       </w:r>
       <w:proofErr w:type="spellStart"/>
       <w:r>
-        <w:rPr>
-          <w:color w:val="EE0000"/>
-        </w:rPr>
         <w:t>AccountStateService</w:t>
       </w:r>
       <w:proofErr w:type="spellEnd"/>
       <w:r>
-        <w:rPr>
-          <w:color w:val="EE0000"/>
-        </w:rPr>
         <w:t>;</w:t>
       </w:r>
     </w:p>
@@ -3957,23 +3771,12 @@
         </w:numPr>
         <w:spacing w:line="360" w:lineRule="auto"/>
         <w:ind w:hanging="11"/>
-        <w:rPr>
-          <w:color w:val="EE0000"/>
-        </w:rPr>
-      </w:pPr>
-      <w:r>
-        <w:rPr>
-          <w:color w:val="EE0000"/>
-        </w:rPr>
+      </w:pPr>
+      <w:r>
         <w:t xml:space="preserve">Участвовать в командной работе с Git. </w:t>
       </w:r>
-      <w:bookmarkStart w:id="7" w:name="_Toc230206149"/>
       <w:bookmarkEnd w:id="5"/>
-      <w:bookmarkEnd w:id="6"/>
-      <w:r>
-        <w:rPr>
-          <w:color w:val="EE0000"/>
-        </w:rPr>
+      <w:r>
         <w:br w:type="page"/>
       </w:r>
     </w:p>
@@ -3982,11 +3785,12 @@
         <w:pStyle w:val="2"/>
         <w:ind w:left="0"/>
       </w:pPr>
+      <w:bookmarkStart w:id="6" w:name="_Toc235117412"/>
       <w:r>
         <w:lastRenderedPageBreak/>
         <w:t>2 РЕЗУЛЬТАТЫ РАБОТЫ</w:t>
       </w:r>
-      <w:bookmarkEnd w:id="7"/>
+      <w:bookmarkEnd w:id="6"/>
       <w:r>
         <w:t xml:space="preserve"> </w:t>
       </w:r>
@@ -3999,10 +3803,8 @@
           <w:szCs w:val="28"/>
         </w:rPr>
       </w:pPr>
-      <w:bookmarkStart w:id="8" w:name="_Toc230206150"/>
-      <w:r>
-        <w:rPr>
-          <w:color w:val="EE0000"/>
+      <w:r>
+        <w:rPr>
           <w:szCs w:val="28"/>
         </w:rPr>
         <w:t xml:space="preserve">Работа выполнена в репозитории группового проекта </w:t>
@@ -4010,7 +3812,6 @@
       <w:proofErr w:type="spellStart"/>
       <w:r>
         <w:rPr>
-          <w:color w:val="EE0000"/>
           <w:szCs w:val="28"/>
         </w:rPr>
         <w:t>ozon-ui-project</w:t>
@@ -4018,15 +3819,67 @@
       <w:proofErr w:type="spellEnd"/>
       <w:r>
         <w:rPr>
-          <w:color w:val="EE0000"/>
-          <w:szCs w:val="28"/>
-        </w:rPr>
-        <w:t xml:space="preserve">. Сценарий № 3 реализован методом </w:t>
-      </w:r>
-      <w:proofErr w:type="spellStart"/>
-      <w:r>
-        <w:rPr>
-          <w:color w:val="EE0000"/>
+          <w:szCs w:val="28"/>
+        </w:rPr>
+        <w:t>.</w:t>
+      </w:r>
+      <w:r>
+        <w:rPr>
+          <w:szCs w:val="28"/>
+        </w:rPr>
+        <w:t xml:space="preserve"> </w:t>
+      </w:r>
+      <w:r>
+        <w:rPr>
+          <w:szCs w:val="28"/>
+        </w:rPr>
+        <w:t>Сценарий</w:t>
+      </w:r>
+      <w:r>
+        <w:rPr>
+          <w:szCs w:val="28"/>
+        </w:rPr>
+        <w:t xml:space="preserve"> </w:t>
+      </w:r>
+      <w:r>
+        <w:rPr>
+          <w:szCs w:val="28"/>
+        </w:rPr>
+        <w:t>№</w:t>
+      </w:r>
+      <w:r>
+        <w:rPr>
+          <w:szCs w:val="28"/>
+        </w:rPr>
+        <w:t xml:space="preserve"> </w:t>
+      </w:r>
+      <w:r>
+        <w:rPr>
+          <w:szCs w:val="28"/>
+        </w:rPr>
+        <w:t>3</w:t>
+      </w:r>
+      <w:r>
+        <w:rPr>
+          <w:szCs w:val="28"/>
+        </w:rPr>
+        <w:t xml:space="preserve"> </w:t>
+      </w:r>
+      <w:r>
+        <w:rPr>
+          <w:szCs w:val="28"/>
+        </w:rPr>
+        <w:t>реализован методом</w:t>
+      </w:r>
+      <w:r>
+        <w:rPr>
+          <w:szCs w:val="28"/>
+        </w:rPr>
+        <w:t xml:space="preserve"> </w:t>
+      </w:r>
+      <w:proofErr w:type="spellStart"/>
+      <w:r>
+        <w:rPr>
           <w:szCs w:val="28"/>
         </w:rPr>
         <w:t>shouldAddProductToFavoritesFromSearchResults</w:t>
@@ -4034,7 +3887,6 @@
       <w:proofErr w:type="spellEnd"/>
       <w:r>
         <w:rPr>
-          <w:color w:val="EE0000"/>
           <w:szCs w:val="28"/>
         </w:rPr>
         <w:t xml:space="preserve"> класса </w:t>
@@ -4042,7 +3894,6 @@
       <w:proofErr w:type="spellStart"/>
       <w:r>
         <w:rPr>
-          <w:color w:val="EE0000"/>
           <w:szCs w:val="28"/>
         </w:rPr>
         <w:t>FavoritesProductManagementTest</w:t>
@@ -4050,15 +3901,25 @@
       <w:proofErr w:type="spellEnd"/>
       <w:r>
         <w:rPr>
-          <w:color w:val="EE0000"/>
-          <w:szCs w:val="28"/>
-        </w:rPr>
-        <w:t xml:space="preserve">. Сценарий № 7 реализован методом </w:t>
-      </w:r>
-      <w:proofErr w:type="spellStart"/>
-      <w:r>
-        <w:rPr>
-          <w:color w:val="EE0000"/>
+          <w:szCs w:val="28"/>
+        </w:rPr>
+        <w:t>.</w:t>
+      </w:r>
+      <w:r>
+        <w:rPr>
+          <w:szCs w:val="28"/>
+        </w:rPr>
+        <w:t xml:space="preserve"> </w:t>
+      </w:r>
+      <w:r>
+        <w:rPr>
+          <w:szCs w:val="28"/>
+        </w:rPr>
+        <w:t xml:space="preserve">Сценарий № 7 реализован методом </w:t>
+      </w:r>
+      <w:proofErr w:type="spellStart"/>
+      <w:r>
+        <w:rPr>
           <w:szCs w:val="28"/>
           <w:lang w:val="en-US"/>
         </w:rPr>
@@ -4067,7 +3928,6 @@
       <w:proofErr w:type="spellEnd"/>
       <w:r>
         <w:rPr>
-          <w:color w:val="EE0000"/>
           <w:szCs w:val="28"/>
         </w:rPr>
         <w:t xml:space="preserve"> класса </w:t>
@@ -4075,7 +3935,6 @@
       <w:proofErr w:type="spellStart"/>
       <w:r>
         <w:rPr>
-          <w:color w:val="EE0000"/>
           <w:szCs w:val="28"/>
           <w:lang w:val="en-US"/>
         </w:rPr>
@@ -4084,7 +3943,6 @@
       <w:proofErr w:type="spellEnd"/>
       <w:r>
         <w:rPr>
-          <w:color w:val="EE0000"/>
           <w:szCs w:val="28"/>
         </w:rPr>
         <w:t xml:space="preserve">. Оба класса наследуют </w:t>
@@ -4092,7 +3950,6 @@
       <w:proofErr w:type="spellStart"/>
       <w:r>
         <w:rPr>
-          <w:color w:val="EE0000"/>
           <w:szCs w:val="28"/>
         </w:rPr>
         <w:t>BaseTest</w:t>
@@ -4100,16 +3957,9 @@
       <w:proofErr w:type="spellEnd"/>
       <w:r>
         <w:rPr>
-          <w:color w:val="EE0000"/>
-          <w:szCs w:val="28"/>
-        </w:rPr>
-        <w:t xml:space="preserve">. </w:t>
-      </w:r>
-      <w:r>
-        <w:rPr>
-          <w:szCs w:val="28"/>
-        </w:rPr>
-        <w:t xml:space="preserve">Перед каждым тестом </w:t>
+          <w:szCs w:val="28"/>
+        </w:rPr>
+        <w:t xml:space="preserve">. Перед каждым тестом </w:t>
       </w:r>
       <w:proofErr w:type="spellStart"/>
       <w:r>
@@ -4123,13 +3973,7 @@
         <w:rPr>
           <w:szCs w:val="28"/>
         </w:rPr>
-        <w:t xml:space="preserve"> настраивает браузер</w:t>
-      </w:r>
-      <w:r>
-        <w:rPr>
-          <w:szCs w:val="28"/>
-        </w:rPr>
-        <w:t xml:space="preserve"> </w:t>
+        <w:t xml:space="preserve"> настраивает браузер </w:t>
       </w:r>
       <w:proofErr w:type="spellStart"/>
       <w:r>
@@ -4157,7 +4001,13 @@
         <w:rPr>
           <w:szCs w:val="28"/>
         </w:rPr>
-        <w:t xml:space="preserve"> с сохранённой сессией, вызывает</w:t>
+        <w:t xml:space="preserve"> с сохранённой сессией</w:t>
+      </w:r>
+      <w:r>
+        <w:rPr>
+          <w:szCs w:val="28"/>
+        </w:rPr>
+        <w:t>, вызывает</w:t>
       </w:r>
       <w:r>
         <w:rPr>
@@ -4319,19 +4169,7 @@
         <w:spacing w:line="360" w:lineRule="auto"/>
         <w:ind w:firstLine="709"/>
       </w:pPr>
-    </w:p>
-    <w:p>
-      <w:pPr>
-        <w:spacing w:line="360" w:lineRule="auto"/>
-        <w:ind w:firstLine="709"/>
-        <w:rPr>
-          <w:color w:val="EE0000"/>
-        </w:rPr>
-      </w:pPr>
-      <w:r>
-        <w:rPr>
-          <w:color w:val="EE0000"/>
-        </w:rPr>
+      <w:r>
         <w:t>Классы, задействованные в тестах № 3 и № 7 студента Карпова А.М., показаны на рисунке 2.</w:t>
       </w:r>
     </w:p>
@@ -4400,55 +4238,37 @@
         <w:pStyle w:val="3"/>
         <w:ind w:left="0"/>
       </w:pPr>
+      <w:bookmarkStart w:id="7" w:name="_Toc235117413"/>
       <w:r>
         <w:t xml:space="preserve">2.1. </w:t>
       </w:r>
-      <w:bookmarkEnd w:id="8"/>
       <w:r>
         <w:t>Добавление в избранное из результатов поиска</w:t>
       </w:r>
+      <w:bookmarkEnd w:id="7"/>
     </w:p>
     <w:p>
       <w:pPr>
         <w:spacing w:line="360" w:lineRule="auto"/>
         <w:ind w:firstLine="709"/>
-        <w:rPr>
-          <w:color w:val="EE0000"/>
-        </w:rPr>
-      </w:pPr>
-      <w:bookmarkStart w:id="9" w:name="_Toc230206151"/>
-      <w:r>
-        <w:rPr>
-          <w:color w:val="EE0000"/>
-        </w:rPr>
+      </w:pPr>
+      <w:r>
         <w:t xml:space="preserve">Тест </w:t>
       </w:r>
       <w:proofErr w:type="spellStart"/>
       <w:r>
-        <w:rPr>
-          <w:color w:val="EE0000"/>
-        </w:rPr>
         <w:t>shouldAddProductToFavoritesFromSearchResults</w:t>
       </w:r>
       <w:proofErr w:type="spellEnd"/>
       <w:r>
-        <w:rPr>
-          <w:color w:val="EE0000"/>
-        </w:rPr>
         <w:t xml:space="preserve"> реализует сценарий № 3 чек-листа и расположен в классе </w:t>
       </w:r>
       <w:proofErr w:type="spellStart"/>
       <w:r>
-        <w:rPr>
-          <w:color w:val="EE0000"/>
-        </w:rPr>
         <w:t>FavoritesProductManagementTest</w:t>
       </w:r>
       <w:proofErr w:type="spellEnd"/>
       <w:r>
-        <w:rPr>
-          <w:color w:val="EE0000"/>
-        </w:rPr>
         <w:t>.</w:t>
       </w:r>
     </w:p>
@@ -4456,14 +4276,8 @@
       <w:pPr>
         <w:spacing w:line="360" w:lineRule="auto"/>
         <w:ind w:firstLine="709"/>
-        <w:rPr>
-          <w:color w:val="EE0000"/>
-        </w:rPr>
-      </w:pPr>
-      <w:r>
-        <w:rPr>
-          <w:color w:val="EE0000"/>
-        </w:rPr>
+      </w:pPr>
+      <w:r>
         <w:t>Ход выполнения сценария:</w:t>
       </w:r>
     </w:p>
@@ -4476,43 +4290,25 @@
         </w:numPr>
         <w:spacing w:line="360" w:lineRule="auto"/>
         <w:ind w:hanging="11"/>
-        <w:rPr>
-          <w:color w:val="EE0000"/>
-        </w:rPr>
-      </w:pPr>
-      <w:r>
-        <w:rPr>
-          <w:color w:val="EE0000"/>
-        </w:rPr>
+      </w:pPr>
+      <w:r>
         <w:lastRenderedPageBreak/>
         <w:t xml:space="preserve">Создаётся объект </w:t>
       </w:r>
       <w:proofErr w:type="spellStart"/>
       <w:r>
-        <w:rPr>
-          <w:color w:val="EE0000"/>
-        </w:rPr>
         <w:t>MainPage</w:t>
       </w:r>
       <w:proofErr w:type="spellEnd"/>
       <w:r>
-        <w:rPr>
-          <w:color w:val="EE0000"/>
-        </w:rPr>
         <w:t xml:space="preserve">. Перед тестом </w:t>
       </w:r>
       <w:proofErr w:type="spellStart"/>
       <w:r>
-        <w:rPr>
-          <w:color w:val="EE0000"/>
-        </w:rPr>
         <w:t>BaseTest</w:t>
       </w:r>
       <w:proofErr w:type="spellEnd"/>
       <w:r>
-        <w:rPr>
-          <w:color w:val="EE0000"/>
-        </w:rPr>
         <w:t xml:space="preserve"> уже открыл главную страницу и очистил избранное.</w:t>
       </w:r>
     </w:p>
@@ -4525,56 +4321,32 @@
         </w:numPr>
         <w:spacing w:line="360" w:lineRule="auto"/>
         <w:ind w:hanging="11"/>
-        <w:rPr>
-          <w:color w:val="EE0000"/>
-        </w:rPr>
-      </w:pPr>
-      <w:r>
-        <w:rPr>
-          <w:color w:val="EE0000"/>
-        </w:rPr>
+      </w:pPr>
+      <w:r>
         <w:t xml:space="preserve">Выполняется поиск по запросу PRIMARY_ELECTRONICS («Наушники JBL </w:t>
       </w:r>
       <w:proofErr w:type="spellStart"/>
       <w:r>
-        <w:rPr>
-          <w:color w:val="EE0000"/>
-        </w:rPr>
         <w:t>Tune</w:t>
       </w:r>
       <w:proofErr w:type="spellEnd"/>
       <w:r>
-        <w:rPr>
-          <w:color w:val="EE0000"/>
-        </w:rPr>
         <w:t xml:space="preserve"> 520BT») методом </w:t>
       </w:r>
       <w:proofErr w:type="spellStart"/>
       <w:r>
-        <w:rPr>
-          <w:color w:val="EE0000"/>
-        </w:rPr>
         <w:t>MainPage.search</w:t>
       </w:r>
       <w:proofErr w:type="spellEnd"/>
       <w:r>
-        <w:rPr>
-          <w:color w:val="EE0000"/>
-        </w:rPr>
         <w:t xml:space="preserve">; открывается </w:t>
       </w:r>
       <w:proofErr w:type="spellStart"/>
       <w:r>
-        <w:rPr>
-          <w:color w:val="EE0000"/>
-        </w:rPr>
         <w:t>SearchResultsPage</w:t>
       </w:r>
       <w:proofErr w:type="spellEnd"/>
       <w:r>
-        <w:rPr>
-          <w:color w:val="EE0000"/>
-        </w:rPr>
         <w:t>.</w:t>
       </w:r>
     </w:p>
@@ -4587,28 +4359,16 @@
         </w:numPr>
         <w:spacing w:line="360" w:lineRule="auto"/>
         <w:ind w:hanging="11"/>
-        <w:rPr>
-          <w:color w:val="EE0000"/>
-        </w:rPr>
-      </w:pPr>
-      <w:r>
-        <w:rPr>
-          <w:color w:val="EE0000"/>
-        </w:rPr>
+      </w:pPr>
+      <w:r>
         <w:t>Считывается название первого товара в выдаче(</w:t>
       </w:r>
       <w:proofErr w:type="spellStart"/>
       <w:r>
-        <w:rPr>
-          <w:color w:val="EE0000"/>
-        </w:rPr>
         <w:t>getFirstSearchResultProductName</w:t>
       </w:r>
       <w:proofErr w:type="spellEnd"/>
       <w:r>
-        <w:rPr>
-          <w:color w:val="EE0000"/>
-        </w:rPr>
         <w:t>).</w:t>
       </w:r>
     </w:p>
@@ -4621,42 +4381,24 @@
         </w:numPr>
         <w:spacing w:line="360" w:lineRule="auto"/>
         <w:ind w:hanging="11"/>
-        <w:rPr>
-          <w:color w:val="EE0000"/>
-        </w:rPr>
-      </w:pPr>
-      <w:r>
-        <w:rPr>
-          <w:color w:val="EE0000"/>
-        </w:rPr>
+      </w:pPr>
+      <w:r>
         <w:t>Проверяется, что до добавления сердце неактивно (</w:t>
       </w:r>
       <w:proofErr w:type="spellStart"/>
       <w:r>
-        <w:rPr>
-          <w:color w:val="EE0000"/>
-        </w:rPr>
         <w:t>isFirstSearchResultInFavorites</w:t>
       </w:r>
       <w:proofErr w:type="spellEnd"/>
       <w:r>
-        <w:rPr>
-          <w:color w:val="EE0000"/>
-        </w:rPr>
         <w:t xml:space="preserve"> = </w:t>
       </w:r>
       <w:proofErr w:type="spellStart"/>
       <w:r>
-        <w:rPr>
-          <w:color w:val="EE0000"/>
-        </w:rPr>
         <w:t>false</w:t>
       </w:r>
       <w:proofErr w:type="spellEnd"/>
       <w:r>
-        <w:rPr>
-          <w:color w:val="EE0000"/>
-        </w:rPr>
         <w:t>).</w:t>
       </w:r>
     </w:p>
@@ -4669,42 +4411,24 @@
         </w:numPr>
         <w:spacing w:line="360" w:lineRule="auto"/>
         <w:ind w:hanging="11"/>
-        <w:rPr>
-          <w:color w:val="EE0000"/>
-        </w:rPr>
-      </w:pPr>
-      <w:r>
-        <w:rPr>
-          <w:color w:val="EE0000"/>
-        </w:rPr>
+      </w:pPr>
+      <w:r>
         <w:t>Первый товар добавляется в избранное (</w:t>
       </w:r>
       <w:proofErr w:type="spellStart"/>
       <w:r>
-        <w:rPr>
-          <w:color w:val="EE0000"/>
-        </w:rPr>
         <w:t>addFirstSearchResultToFavorites</w:t>
       </w:r>
       <w:proofErr w:type="spellEnd"/>
       <w:r>
-        <w:rPr>
-          <w:color w:val="EE0000"/>
-        </w:rPr>
         <w:t xml:space="preserve">) через элемент </w:t>
       </w:r>
       <w:proofErr w:type="spellStart"/>
       <w:r>
-        <w:rPr>
-          <w:color w:val="EE0000"/>
-        </w:rPr>
         <w:t>HeartIcon</w:t>
       </w:r>
       <w:proofErr w:type="spellEnd"/>
       <w:r>
-        <w:rPr>
-          <w:color w:val="EE0000"/>
-        </w:rPr>
         <w:t>.</w:t>
       </w:r>
     </w:p>
@@ -4717,42 +4441,28 @@
         </w:numPr>
         <w:spacing w:line="360" w:lineRule="auto"/>
         <w:ind w:hanging="11"/>
-        <w:rPr>
-          <w:color w:val="EE0000"/>
-        </w:rPr>
-      </w:pPr>
-      <w:r>
-        <w:rPr>
-          <w:color w:val="EE0000"/>
-        </w:rPr>
+      </w:pPr>
+      <w:r>
         <w:t>Проверяется, что иконка стала активной(</w:t>
       </w:r>
       <w:proofErr w:type="spellStart"/>
       <w:r>
         <w:rPr>
-          <w:color w:val="EE0000"/>
           <w:lang w:val="en-US"/>
         </w:rPr>
         <w:t>isFirstSearchResultInFavorites</w:t>
       </w:r>
       <w:proofErr w:type="spellEnd"/>
       <w:r>
-        <w:rPr>
-          <w:color w:val="EE0000"/>
-        </w:rPr>
         <w:t xml:space="preserve"> = </w:t>
       </w:r>
       <w:r>
         <w:rPr>
-          <w:color w:val="EE0000"/>
           <w:lang w:val="en-US"/>
         </w:rPr>
         <w:t>true</w:t>
       </w:r>
       <w:r>
-        <w:rPr>
-          <w:color w:val="EE0000"/>
-        </w:rPr>
         <w:t>).</w:t>
       </w:r>
     </w:p>
@@ -4766,45 +4476,32 @@
         <w:spacing w:line="360" w:lineRule="auto"/>
         <w:ind w:hanging="11"/>
         <w:rPr>
-          <w:color w:val="EE0000"/>
           <w:lang w:val="en-US"/>
         </w:rPr>
       </w:pPr>
       <w:r>
-        <w:rPr>
-          <w:color w:val="EE0000"/>
-        </w:rPr>
         <w:t>Открывается</w:t>
       </w:r>
       <w:r>
         <w:rPr>
-          <w:color w:val="EE0000"/>
           <w:lang w:val="en-US"/>
         </w:rPr>
         <w:t xml:space="preserve"> </w:t>
       </w:r>
       <w:r>
-        <w:rPr>
-          <w:color w:val="EE0000"/>
-        </w:rPr>
         <w:t>раздел</w:t>
       </w:r>
       <w:r>
         <w:rPr>
-          <w:color w:val="EE0000"/>
           <w:lang w:val="en-US"/>
         </w:rPr>
         <w:t xml:space="preserve"> «</w:t>
       </w:r>
       <w:r>
-        <w:rPr>
-          <w:color w:val="EE0000"/>
-        </w:rPr>
         <w:t>Избранное</w:t>
       </w:r>
       <w:r>
         <w:rPr>
-          <w:color w:val="EE0000"/>
           <w:lang w:val="en-US"/>
         </w:rPr>
         <w:t>» (</w:t>
@@ -4812,7 +4509,6 @@
       <w:proofErr w:type="spellStart"/>
       <w:r>
         <w:rPr>
-          <w:color w:val="EE0000"/>
           <w:lang w:val="en-US"/>
         </w:rPr>
         <w:t>openFavorites</w:t>
@@ -4820,7 +4516,6 @@
       <w:proofErr w:type="spellEnd"/>
       <w:r>
         <w:rPr>
-          <w:color w:val="EE0000"/>
           <w:lang w:val="en-US"/>
         </w:rPr>
         <w:t>).</w:t>
@@ -4835,28 +4530,16 @@
         </w:numPr>
         <w:spacing w:line="360" w:lineRule="auto"/>
         <w:ind w:hanging="11"/>
-        <w:rPr>
-          <w:color w:val="EE0000"/>
-        </w:rPr>
-      </w:pPr>
-      <w:r>
-        <w:rPr>
-          <w:color w:val="EE0000"/>
-        </w:rPr>
+      </w:pPr>
+      <w:r>
         <w:t>Проверяется наличие выбранного товара в списке (</w:t>
       </w:r>
       <w:proofErr w:type="spellStart"/>
       <w:r>
-        <w:rPr>
-          <w:color w:val="EE0000"/>
-        </w:rPr>
         <w:t>isFavoriteProductDisplayed</w:t>
       </w:r>
       <w:proofErr w:type="spellEnd"/>
       <w:r>
-        <w:rPr>
-          <w:color w:val="EE0000"/>
-        </w:rPr>
         <w:t>).</w:t>
       </w:r>
     </w:p>
@@ -4864,197 +4547,97 @@
       <w:pPr>
         <w:spacing w:line="360" w:lineRule="auto"/>
         <w:ind w:firstLine="709"/>
-        <w:rPr>
-          <w:color w:val="EE0000"/>
-        </w:rPr>
       </w:pPr>
     </w:p>
     <w:p>
       <w:pPr>
         <w:spacing w:line="360" w:lineRule="auto"/>
         <w:ind w:firstLine="709"/>
-        <w:rPr>
-          <w:color w:val="EE0000"/>
-        </w:rPr>
-      </w:pPr>
-      <w:r>
-        <w:rPr>
-          <w:color w:val="EE0000"/>
-        </w:rPr>
-        <w:t>Результат: тест подтверждает, что товар можно добавить в избранное напрямую</w:t>
-      </w:r>
-      <w:r>
-        <w:rPr>
-          <w:color w:val="EE0000"/>
-        </w:rPr>
-        <w:t xml:space="preserve"> </w:t>
-      </w:r>
-      <w:r>
-        <w:rPr>
-          <w:color w:val="EE0000"/>
-        </w:rPr>
-        <w:t>из выдачи поиска, без перехода на карточку товара. Состояние иконки «сердце»</w:t>
-      </w:r>
-      <w:r>
-        <w:rPr>
-          <w:color w:val="EE0000"/>
-        </w:rPr>
-        <w:t xml:space="preserve"> </w:t>
-      </w:r>
-      <w:r>
-        <w:rPr>
-          <w:color w:val="EE0000"/>
-        </w:rPr>
-        <w:t>и содержимое раздела «Избранное» согласованы.</w:t>
+      </w:pPr>
+      <w:r>
+        <w:t>Результат: тест подтверждает, что товар можно добавить в избранное напрямую из выдачи поиска, без перехода на карточку товара. Состояние иконки «сердце» и содержимое раздела «Избранное» согласованы.</w:t>
       </w:r>
     </w:p>
     <w:p>
       <w:pPr>
         <w:spacing w:line="360" w:lineRule="auto"/>
         <w:ind w:firstLine="709"/>
-        <w:rPr>
-          <w:color w:val="EE0000"/>
-        </w:rPr>
-      </w:pPr>
-    </w:p>
-    <w:p>
-      <w:pPr>
-        <w:rPr>
-          <w:color w:val="EE0000"/>
-        </w:rPr>
-      </w:pPr>
-      <w:r>
-        <w:rPr>
-          <w:color w:val="EE0000"/>
-        </w:rPr>
-        <w:t>Рисунок 3 – Результат выполнения теста добавления в избранное из поиска</w:t>
-      </w:r>
-      <w:r>
-        <w:rPr>
-          <w:color w:val="EE0000"/>
-        </w:rPr>
-        <w:t>.</w:t>
-      </w:r>
-    </w:p>
-    <w:p>
-      <w:pPr>
-        <w:rPr>
-          <w:color w:val="EE0000"/>
-        </w:rPr>
-      </w:pPr>
-    </w:p>
-    <w:p>
-      <w:pPr>
-        <w:rPr>
-          <w:color w:val="EE0000"/>
-        </w:rPr>
-      </w:pPr>
-      <w:r>
-        <w:rPr>
-          <w:color w:val="EE0000"/>
-        </w:rPr>
+      </w:pPr>
+    </w:p>
+    <w:p>
+      <w:pPr>
+        <w:spacing w:line="360" w:lineRule="auto"/>
+      </w:pPr>
+      <w:r>
+        <w:t>Рисунок 3 – Результат выполнения теста добавления в избранное из поиска.</w:t>
+      </w:r>
+    </w:p>
+    <w:p>
+      <w:pPr>
+        <w:spacing w:line="360" w:lineRule="auto"/>
+      </w:pPr>
+    </w:p>
+    <w:p>
+      <w:pPr>
+        <w:spacing w:line="360" w:lineRule="auto"/>
+      </w:pPr>
+      <w:r>
         <w:t xml:space="preserve">При работе с </w:t>
       </w:r>
       <w:proofErr w:type="spellStart"/>
       <w:r>
-        <w:rPr>
-          <w:color w:val="EE0000"/>
-        </w:rPr>
         <w:t>HeartIcon</w:t>
       </w:r>
       <w:proofErr w:type="spellEnd"/>
       <w:r>
-        <w:rPr>
-          <w:color w:val="EE0000"/>
-        </w:rPr>
-        <w:t xml:space="preserve"> учитывается динамическое обновление состояния иконки:</w:t>
-      </w:r>
-      <w:r>
-        <w:rPr>
-          <w:color w:val="EE0000"/>
-        </w:rPr>
-        <w:t xml:space="preserve"> </w:t>
-      </w:r>
-      <w:r>
-        <w:rPr>
-          <w:color w:val="EE0000"/>
-        </w:rPr>
-        <w:t>после клика выполняется ожидание целевого состояния избранного.</w:t>
+        <w:t xml:space="preserve"> учитывается динамическое обновление состояния иконки: после клика выполняется ожидание целевого состояния избранного.</w:t>
       </w:r>
     </w:p>
     <w:p>
       <w:pPr>
         <w:pStyle w:val="3"/>
         <w:ind w:left="0"/>
-        <w:rPr>
-          <w:color w:val="EE0000"/>
-        </w:rPr>
       </w:pPr>
       <w:r>
         <w:rPr>
           <w:rFonts w:cs="Times New Roman"/>
           <w:b w:val="0"/>
           <w:bCs w:val="0"/>
-          <w:color w:val="EE0000"/>
           <w:kern w:val="0"/>
         </w:rPr>
         <w:t xml:space="preserve"> </w:t>
       </w:r>
-      <w:r>
-        <w:rPr>
-          <w:color w:val="EE0000"/>
-        </w:rPr>
+      <w:bookmarkStart w:id="8" w:name="_Toc235117414"/>
+      <w:r>
         <w:t xml:space="preserve">2.2. </w:t>
       </w:r>
-      <w:bookmarkEnd w:id="9"/>
-      <w:r>
-        <w:rPr>
-          <w:color w:val="EE0000"/>
-        </w:rPr>
+      <w:r>
         <w:t>Фильтрация избранного по категории</w:t>
       </w:r>
+      <w:bookmarkEnd w:id="8"/>
     </w:p>
     <w:p>
       <w:pPr>
         <w:spacing w:line="360" w:lineRule="auto"/>
         <w:ind w:firstLine="709"/>
-        <w:rPr>
-          <w:color w:val="EE0000"/>
-        </w:rPr>
-      </w:pPr>
-      <w:bookmarkStart w:id="10" w:name="_Toc230206153"/>
-      <w:r>
-        <w:rPr>
-          <w:color w:val="EE0000"/>
-        </w:rPr>
+      </w:pPr>
+      <w:r>
         <w:t xml:space="preserve">Тест </w:t>
       </w:r>
       <w:proofErr w:type="spellStart"/>
       <w:r>
-        <w:rPr>
-          <w:color w:val="EE0000"/>
-        </w:rPr>
         <w:t>shouldFilterFavoritesByCategory</w:t>
       </w:r>
       <w:proofErr w:type="spellEnd"/>
       <w:r>
-        <w:rPr>
-          <w:color w:val="EE0000"/>
-        </w:rPr>
         <w:t xml:space="preserve"> реализует сценарий № 7 чек-листа и расположен в классе </w:t>
       </w:r>
       <w:proofErr w:type="spellStart"/>
       <w:r>
-        <w:rPr>
-          <w:color w:val="EE0000"/>
-        </w:rPr>
         <w:t>FavoritesPageTest</w:t>
       </w:r>
       <w:proofErr w:type="spellEnd"/>
       <w:r>
-        <w:rPr>
-          <w:color w:val="EE0000"/>
-        </w:rPr>
         <w:t>.</w:t>
       </w:r>
     </w:p>
@@ -5062,14 +4645,8 @@
       <w:pPr>
         <w:spacing w:line="360" w:lineRule="auto"/>
         <w:ind w:firstLine="709"/>
-        <w:rPr>
-          <w:color w:val="EE0000"/>
-        </w:rPr>
-      </w:pPr>
-      <w:r>
-        <w:rPr>
-          <w:color w:val="EE0000"/>
-        </w:rPr>
+      </w:pPr>
+      <w:r>
         <w:t>Ход выполнения сценария:</w:t>
       </w:r>
     </w:p>
@@ -5077,43 +4654,25 @@
       <w:pPr>
         <w:spacing w:line="360" w:lineRule="auto"/>
         <w:ind w:firstLine="708"/>
-        <w:rPr>
-          <w:color w:val="EE0000"/>
-        </w:rPr>
-      </w:pPr>
-      <w:r>
-        <w:rPr>
-          <w:color w:val="EE0000"/>
-        </w:rPr>
+      </w:pPr>
+      <w:r>
         <w:lastRenderedPageBreak/>
         <w:t xml:space="preserve">Через </w:t>
       </w:r>
       <w:proofErr w:type="spellStart"/>
       <w:r>
-        <w:rPr>
-          <w:color w:val="EE0000"/>
-        </w:rPr>
         <w:t>AccountStateService</w:t>
       </w:r>
       <w:proofErr w:type="spellEnd"/>
       <w:r>
-        <w:rPr>
-          <w:color w:val="EE0000"/>
-        </w:rPr>
         <w:t xml:space="preserve"> в избранное добавляются товары разных категорий (электроника, непрофильные товары, бытовая техника, товары для животных, книги). Затем вызывается </w:t>
       </w:r>
       <w:proofErr w:type="spellStart"/>
       <w:r>
-        <w:rPr>
-          <w:color w:val="EE0000"/>
-        </w:rPr>
         <w:t>waitUntilFavoritesCategoryFilterReady</w:t>
       </w:r>
       <w:proofErr w:type="spellEnd"/>
       <w:r>
-        <w:rPr>
-          <w:color w:val="EE0000"/>
-        </w:rPr>
         <w:t>.</w:t>
       </w:r>
     </w:p>
@@ -5121,28 +4680,16 @@
       <w:pPr>
         <w:spacing w:line="360" w:lineRule="auto"/>
         <w:ind w:firstLine="709"/>
-        <w:rPr>
-          <w:color w:val="EE0000"/>
-        </w:rPr>
-      </w:pPr>
-      <w:r>
-        <w:rPr>
-          <w:color w:val="EE0000"/>
-        </w:rPr>
+      </w:pPr>
+      <w:r>
         <w:t>Открывается раздел «Избранное» (</w:t>
       </w:r>
       <w:proofErr w:type="spellStart"/>
       <w:r>
-        <w:rPr>
-          <w:color w:val="EE0000"/>
-        </w:rPr>
         <w:t>MainPage.openFavorites</w:t>
       </w:r>
       <w:proofErr w:type="spellEnd"/>
       <w:r>
-        <w:rPr>
-          <w:color w:val="EE0000"/>
-        </w:rPr>
         <w:t>).</w:t>
       </w:r>
     </w:p>
@@ -5150,28 +4697,16 @@
       <w:pPr>
         <w:spacing w:line="360" w:lineRule="auto"/>
         <w:ind w:firstLine="708"/>
-        <w:rPr>
-          <w:color w:val="EE0000"/>
-        </w:rPr>
-      </w:pPr>
-      <w:r>
-        <w:rPr>
-          <w:color w:val="EE0000"/>
-        </w:rPr>
+      </w:pPr>
+      <w:r>
         <w:t>Фиксируется общее количество товаров (</w:t>
       </w:r>
       <w:proofErr w:type="spellStart"/>
       <w:r>
-        <w:rPr>
-          <w:color w:val="EE0000"/>
-        </w:rPr>
         <w:t>getFavoriteProductCount</w:t>
       </w:r>
       <w:proofErr w:type="spellEnd"/>
       <w:r>
-        <w:rPr>
-          <w:color w:val="EE0000"/>
-        </w:rPr>
         <w:t>).</w:t>
       </w:r>
     </w:p>
@@ -5179,28 +4714,16 @@
       <w:pPr>
         <w:spacing w:line="360" w:lineRule="auto"/>
         <w:ind w:firstLine="709"/>
-        <w:rPr>
-          <w:color w:val="EE0000"/>
-        </w:rPr>
-      </w:pPr>
-      <w:r>
-        <w:rPr>
-          <w:color w:val="EE0000"/>
-        </w:rPr>
+      </w:pPr>
+      <w:r>
         <w:t>В блоке фильтрации выбирается категория «Электроника» (</w:t>
       </w:r>
       <w:proofErr w:type="spellStart"/>
       <w:r>
-        <w:rPr>
-          <w:color w:val="EE0000"/>
-        </w:rPr>
         <w:t>selectFavoritesCategory</w:t>
       </w:r>
       <w:proofErr w:type="spellEnd"/>
       <w:r>
-        <w:rPr>
-          <w:color w:val="EE0000"/>
-        </w:rPr>
         <w:t>). Метод кликает по ссылке категории и ожидает обновления списка товаров.</w:t>
       </w:r>
     </w:p>
@@ -5208,14 +4731,8 @@
       <w:pPr>
         <w:spacing w:line="360" w:lineRule="auto"/>
         <w:ind w:firstLine="709"/>
-        <w:rPr>
-          <w:color w:val="EE0000"/>
-        </w:rPr>
-      </w:pPr>
-      <w:r>
-        <w:rPr>
-          <w:color w:val="EE0000"/>
-        </w:rPr>
+      </w:pPr>
+      <w:r>
         <w:t>Проверяется, что после фильтра количество товаров уменьшилось.</w:t>
       </w:r>
     </w:p>
@@ -5223,28 +4740,16 @@
       <w:pPr>
         <w:spacing w:line="360" w:lineRule="auto"/>
         <w:ind w:firstLine="709"/>
-        <w:rPr>
-          <w:color w:val="EE0000"/>
-        </w:rPr>
-      </w:pPr>
-      <w:r>
-        <w:rPr>
-          <w:color w:val="EE0000"/>
-        </w:rPr>
+      </w:pPr>
+      <w:r>
         <w:t>Фильтр сбрасывается (</w:t>
       </w:r>
       <w:proofErr w:type="spellStart"/>
       <w:r>
-        <w:rPr>
-          <w:color w:val="EE0000"/>
-        </w:rPr>
         <w:t>clearFavoritesCategoryFilter</w:t>
       </w:r>
       <w:proofErr w:type="spellEnd"/>
       <w:r>
-        <w:rPr>
-          <w:color w:val="EE0000"/>
-        </w:rPr>
         <w:t>) через пользовательский контрол «Все категории».</w:t>
       </w:r>
     </w:p>
@@ -5252,14 +4757,8 @@
       <w:pPr>
         <w:spacing w:line="360" w:lineRule="auto"/>
         <w:ind w:firstLine="709"/>
-        <w:rPr>
-          <w:color w:val="EE0000"/>
-        </w:rPr>
-      </w:pPr>
-      <w:r>
-        <w:rPr>
-          <w:color w:val="EE0000"/>
-        </w:rPr>
+      </w:pPr>
+      <w:r>
         <w:t>Проверяется, что количество товаров вернулось к исходному значению.</w:t>
       </w:r>
     </w:p>
@@ -5267,14 +4766,8 @@
       <w:pPr>
         <w:spacing w:line="360" w:lineRule="auto"/>
         <w:ind w:firstLine="709"/>
-        <w:rPr>
-          <w:color w:val="EE0000"/>
-        </w:rPr>
-      </w:pPr>
-      <w:r>
-        <w:rPr>
-          <w:color w:val="EE0000"/>
-        </w:rPr>
+      </w:pPr>
+      <w:r>
         <w:t>Результат: тест подтверждает работоспособность фильтра по категориям и корректность отображения полного списка после сброса фильтра. Подготовка данных выполняется автоматически, поэтому сценарий не зависит от ручного заполнения избранного.</w:t>
       </w:r>
     </w:p>
@@ -5282,23 +4775,14 @@
       <w:pPr>
         <w:spacing w:line="360" w:lineRule="auto"/>
         <w:ind w:firstLine="709"/>
-        <w:rPr>
-          <w:color w:val="EE0000"/>
-        </w:rPr>
       </w:pPr>
     </w:p>
     <w:p>
       <w:pPr>
         <w:spacing w:line="360" w:lineRule="auto"/>
         <w:ind w:firstLine="709"/>
-        <w:rPr>
-          <w:color w:val="EE0000"/>
-        </w:rPr>
-      </w:pPr>
-      <w:r>
-        <w:rPr>
-          <w:color w:val="EE0000"/>
-        </w:rPr>
+      </w:pPr>
+      <w:r>
         <w:t>Рисунок 4 – Результат выполнения теста фильтрации избранного по категории.</w:t>
       </w:r>
     </w:p>
@@ -5307,7 +4791,6 @@
         <w:jc w:val="left"/>
         <w:rPr>
           <w:rFonts w:cs="Times New Roman"/>
-          <w:color w:val="EE0000"/>
           <w:szCs w:val="28"/>
         </w:rPr>
       </w:pPr>
@@ -5320,15 +4803,11 @@
           <w:b/>
           <w:bCs/>
           <w:caps/>
-          <w:color w:val="EE0000"/>
           <w:kern w:val="2"/>
           <w:szCs w:val="28"/>
         </w:rPr>
       </w:pPr>
       <w:r>
-        <w:rPr>
-          <w:color w:val="EE0000"/>
-        </w:rPr>
         <w:br w:type="page"/>
       </w:r>
     </w:p>
@@ -5339,6 +4818,7 @@
           <w:lang w:val="en-US"/>
         </w:rPr>
       </w:pPr>
+      <w:bookmarkStart w:id="9" w:name="_Toc235117415"/>
       <w:r>
         <w:rPr>
           <w:lang w:val="en-US"/>
@@ -5358,7 +4838,7 @@
       <w:r>
         <w:t>ТЕХНОЛОГИИ</w:t>
       </w:r>
-      <w:bookmarkEnd w:id="10"/>
+      <w:bookmarkEnd w:id="9"/>
     </w:p>
     <w:p>
       <w:pPr>
@@ -5387,21 +4867,77 @@
       </w:r>
       <w:proofErr w:type="spellEnd"/>
       <w:r>
-        <w:t>-классов. Обеспечивает строгую</w:t>
-      </w:r>
+        <w:t xml:space="preserve">-классов. Обеспечивает строгую </w:t>
+      </w:r>
+      <w:proofErr w:type="spellStart"/>
+      <w:r>
+        <w:t>отипизацию</w:t>
+      </w:r>
+      <w:proofErr w:type="spellEnd"/>
+      <w:r>
+        <w:t xml:space="preserve"> и совместимость с современными версиями инструментов.</w:t>
+      </w:r>
+    </w:p>
+    <w:p>
+      <w:pPr>
+        <w:pStyle w:val="a1"/>
+      </w:pPr>
+      <w:proofErr w:type="spellStart"/>
+      <w:r>
+        <w:t>JUnit</w:t>
+      </w:r>
+      <w:proofErr w:type="spellEnd"/>
+      <w:r>
+        <w:t xml:space="preserve"> 5 </w:t>
+      </w:r>
+      <w:r>
+        <w:t xml:space="preserve">– </w:t>
+      </w:r>
+      <w:r>
+        <w:t>фреймворк для написания и запуска модульных и интеграционных тестов. Используются аннотации @Test, @BeforeEach, @AfterEach, @DisplayName.</w:t>
+      </w:r>
+    </w:p>
+    <w:p>
+      <w:pPr>
+        <w:pStyle w:val="a1"/>
+      </w:pPr>
+      <w:proofErr w:type="spellStart"/>
+      <w:r>
+        <w:t>Selenide</w:t>
+      </w:r>
+      <w:proofErr w:type="spellEnd"/>
+      <w:r>
+        <w:t xml:space="preserve"> 7.0.4 </w:t>
+      </w:r>
+      <w:r>
+        <w:t xml:space="preserve">– </w:t>
+      </w:r>
+      <w:r>
+        <w:t xml:space="preserve">обёртка над </w:t>
+      </w:r>
+      <w:proofErr w:type="spellStart"/>
+      <w:r>
+        <w:t>Selenium</w:t>
+      </w:r>
+      <w:proofErr w:type="spellEnd"/>
       <w:r>
         <w:t xml:space="preserve"> </w:t>
       </w:r>
       <w:proofErr w:type="spellStart"/>
       <w:r>
-        <w:t>о</w:t>
-      </w:r>
-      <w:r>
-        <w:t>типизацию</w:t>
-      </w:r>
-      <w:proofErr w:type="spellEnd"/>
-      <w:r>
-        <w:t xml:space="preserve"> и совместимость с современными версиями инструментов.</w:t>
+        <w:t>WebDriver</w:t>
+      </w:r>
+      <w:proofErr w:type="spellEnd"/>
+      <w:r>
+        <w:t xml:space="preserve">, упрощающая работу с браузером: открытие страниц, поиск элементов по </w:t>
+      </w:r>
+      <w:proofErr w:type="spellStart"/>
+      <w:r>
+        <w:t>XPath</w:t>
+      </w:r>
+      <w:proofErr w:type="spellEnd"/>
+      <w:r>
+        <w:t>, ожидания, скриншоты при падении тестов.</w:t>
       </w:r>
     </w:p>
     <w:p>
@@ -5410,23 +4946,57 @@
       </w:pPr>
       <w:proofErr w:type="spellStart"/>
       <w:r>
-        <w:t>JUnit</w:t>
-      </w:r>
-      <w:proofErr w:type="spellEnd"/>
-      <w:r>
-        <w:t xml:space="preserve"> 5 </w:t>
+        <w:t>AssertJ</w:t>
+      </w:r>
+      <w:proofErr w:type="spellEnd"/>
+      <w:r>
+        <w:t xml:space="preserve"> 3.24.2 </w:t>
       </w:r>
       <w:r>
         <w:t xml:space="preserve">– </w:t>
       </w:r>
       <w:r>
-        <w:t>фреймворк для написания и запуска модульных и интеграционных тестов.</w:t>
-      </w:r>
-      <w:r>
-        <w:t xml:space="preserve"> </w:t>
-      </w:r>
-      <w:r>
-        <w:t>Используются аннотации @Test, @BeforeEach, @AfterEach, @DisplayName.</w:t>
+        <w:t xml:space="preserve">библиотека </w:t>
+      </w:r>
+      <w:proofErr w:type="spellStart"/>
+      <w:r>
+        <w:t>fluent</w:t>
+      </w:r>
+      <w:proofErr w:type="spellEnd"/>
+      <w:r>
+        <w:t xml:space="preserve">-утверждений для читаемых проверок в тестах </w:t>
+      </w:r>
+      <w:proofErr w:type="spellStart"/>
+      <w:r>
+        <w:t>assertThat</w:t>
+      </w:r>
+      <w:proofErr w:type="spellEnd"/>
+      <w:r>
+        <w:t>(...).</w:t>
+      </w:r>
+      <w:proofErr w:type="spellStart"/>
+      <w:r>
+        <w:t>isTrue</w:t>
+      </w:r>
+      <w:proofErr w:type="spellEnd"/>
+      <w:r>
+        <w:t xml:space="preserve">(), </w:t>
+      </w:r>
+      <w:proofErr w:type="spellStart"/>
+      <w:r>
+        <w:t>isLessThan</w:t>
+      </w:r>
+      <w:proofErr w:type="spellEnd"/>
+      <w:r>
+        <w:t xml:space="preserve">(), </w:t>
+      </w:r>
+      <w:proofErr w:type="spellStart"/>
+      <w:r>
+        <w:t>isEqualTo</w:t>
+      </w:r>
+      <w:proofErr w:type="spellEnd"/>
+      <w:r>
+        <w:t>()).</w:t>
       </w:r>
     </w:p>
     <w:p>
@@ -5435,145 +5005,74 @@
       </w:pPr>
       <w:proofErr w:type="spellStart"/>
       <w:r>
-        <w:t>Selenide</w:t>
-      </w:r>
-      <w:proofErr w:type="spellEnd"/>
-      <w:r>
-        <w:t xml:space="preserve"> 7.0.4 </w:t>
+        <w:t>Maven</w:t>
+      </w:r>
+      <w:proofErr w:type="spellEnd"/>
+      <w:r>
+        <w:t xml:space="preserve"> 3.9 </w:t>
       </w:r>
       <w:r>
         <w:t xml:space="preserve">– </w:t>
       </w:r>
       <w:r>
-        <w:t xml:space="preserve">обёртка над </w:t>
-      </w:r>
-      <w:proofErr w:type="spellStart"/>
-      <w:r>
-        <w:t>Selenium</w:t>
-      </w:r>
-      <w:proofErr w:type="spellEnd"/>
-      <w:r>
-        <w:t xml:space="preserve"> </w:t>
-      </w:r>
-      <w:proofErr w:type="spellStart"/>
-      <w:r>
-        <w:t>WebDriver</w:t>
-      </w:r>
-      <w:proofErr w:type="spellEnd"/>
-      <w:r>
-        <w:t>, упрощающая работу с браузером:</w:t>
-      </w:r>
-      <w:r>
-        <w:t xml:space="preserve"> </w:t>
-      </w:r>
-      <w:r>
-        <w:t xml:space="preserve">открытие страниц, поиск элементов по </w:t>
-      </w:r>
-      <w:proofErr w:type="spellStart"/>
-      <w:r>
-        <w:t>XPath</w:t>
-      </w:r>
-      <w:proofErr w:type="spellEnd"/>
-      <w:r>
-        <w:t>, ожидания, скриншоты при падении</w:t>
-      </w:r>
-      <w:r>
-        <w:t xml:space="preserve"> </w:t>
-      </w:r>
-      <w:r>
-        <w:t>тестов.</w:t>
+        <w:t xml:space="preserve">система сборки и управления зависимостями. Плагин </w:t>
+      </w:r>
+      <w:proofErr w:type="spellStart"/>
+      <w:r>
+        <w:t>maven-surefire-plugin</w:t>
+      </w:r>
+      <w:proofErr w:type="spellEnd"/>
+      <w:r>
+        <w:t xml:space="preserve"> запускает тесты из командной строки.</w:t>
       </w:r>
     </w:p>
     <w:p>
       <w:pPr>
         <w:pStyle w:val="a1"/>
       </w:pPr>
-      <w:proofErr w:type="spellStart"/>
-      <w:r>
-        <w:t>AssertJ</w:t>
-      </w:r>
-      <w:proofErr w:type="spellEnd"/>
-      <w:r>
-        <w:t xml:space="preserve"> 3.24.2 </w:t>
-      </w:r>
-      <w:r>
-        <w:t xml:space="preserve">– </w:t>
-      </w:r>
-      <w:r>
-        <w:t xml:space="preserve">библиотека </w:t>
-      </w:r>
-      <w:proofErr w:type="spellStart"/>
-      <w:r>
-        <w:t>fluent</w:t>
-      </w:r>
-      <w:proofErr w:type="spellEnd"/>
-      <w:r>
-        <w:t>-утверждений для читаемых проверок в тестах</w:t>
-      </w:r>
-      <w:r>
-        <w:t xml:space="preserve"> </w:t>
-      </w:r>
-      <w:proofErr w:type="spellStart"/>
-      <w:r>
-        <w:t>assertThat</w:t>
-      </w:r>
-      <w:proofErr w:type="spellEnd"/>
-      <w:r>
-        <w:t>(...).</w:t>
-      </w:r>
-      <w:proofErr w:type="spellStart"/>
-      <w:r>
-        <w:t>isTrue</w:t>
-      </w:r>
-      <w:proofErr w:type="spellEnd"/>
-      <w:r>
-        <w:t xml:space="preserve">(), </w:t>
-      </w:r>
-      <w:proofErr w:type="spellStart"/>
-      <w:r>
-        <w:t>isLessThan</w:t>
-      </w:r>
-      <w:proofErr w:type="spellEnd"/>
-      <w:r>
-        <w:t xml:space="preserve">(), </w:t>
-      </w:r>
-      <w:proofErr w:type="spellStart"/>
-      <w:r>
-        <w:t>isEqualTo</w:t>
-      </w:r>
-      <w:proofErr w:type="spellEnd"/>
-      <w:r>
-        <w:t>()).</w:t>
+      <w:r>
+        <w:t xml:space="preserve">Google </w:t>
+      </w:r>
+      <w:proofErr w:type="spellStart"/>
+      <w:r>
+        <w:t>Chrome</w:t>
+      </w:r>
+      <w:proofErr w:type="spellEnd"/>
+      <w:r>
+        <w:t xml:space="preserve"> – </w:t>
+      </w:r>
+      <w:r>
+        <w:t>целевой браузер. Используется постоянный профиль (</w:t>
+      </w:r>
+      <w:proofErr w:type="spellStart"/>
+      <w:r>
+        <w:t>chrome-profile</w:t>
+      </w:r>
+      <w:proofErr w:type="spellEnd"/>
+      <w:r>
+        <w:t xml:space="preserve">) для хранения сессии авторизации, так как автоматический вход на </w:t>
+      </w:r>
+      <w:proofErr w:type="spellStart"/>
+      <w:r>
+        <w:t>Ozon</w:t>
+      </w:r>
+      <w:proofErr w:type="spellEnd"/>
+      <w:r>
+        <w:t xml:space="preserve"> невозможен из-за SMS-подтверждения и капчи.</w:t>
       </w:r>
     </w:p>
     <w:p>
       <w:pPr>
         <w:pStyle w:val="a1"/>
       </w:pPr>
-      <w:proofErr w:type="spellStart"/>
-      <w:r>
-        <w:t>Maven</w:t>
-      </w:r>
-      <w:proofErr w:type="spellEnd"/>
-      <w:r>
-        <w:t xml:space="preserve"> 3.9 </w:t>
-      </w:r>
-      <w:r>
-        <w:t xml:space="preserve">– </w:t>
-      </w:r>
-      <w:r>
-        <w:t xml:space="preserve">система сборки и управления зависимостями. Плагин </w:t>
-      </w:r>
-      <w:proofErr w:type="spellStart"/>
-      <w:r>
-        <w:t>maven-surefire-plugin</w:t>
-      </w:r>
-      <w:proofErr w:type="spellEnd"/>
-      <w:r>
-        <w:t xml:space="preserve"> </w:t>
-      </w:r>
-      <w:r>
-        <w:t>запускает тесты из командной строки.</w:t>
+      <w:r>
+        <w:t>Git</w:t>
+      </w:r>
+      <w:r>
+        <w:t xml:space="preserve"> – </w:t>
+      </w:r>
+      <w:r>
+        <w:t>система контроля версий для совместной работы над репозиторием проекта.</w:t>
       </w:r>
     </w:p>
     <w:p>
@@ -5581,99 +5080,34 @@
         <w:pStyle w:val="a1"/>
       </w:pPr>
       <w:r>
-        <w:t xml:space="preserve">Google </w:t>
-      </w:r>
-      <w:proofErr w:type="spellStart"/>
-      <w:r>
-        <w:t>Chrome</w:t>
-      </w:r>
-      <w:proofErr w:type="spellEnd"/>
+        <w:t>Паттерн Page Object</w:t>
+      </w:r>
+      <w:r>
+        <w:t xml:space="preserve"> –  </w:t>
+      </w:r>
+      <w:r>
+        <w:t xml:space="preserve">архитектурный подход: классы pages.* описывают страницы, </w:t>
+      </w:r>
+      <w:proofErr w:type="spellStart"/>
+      <w:r>
+        <w:t>classes</w:t>
+      </w:r>
+      <w:proofErr w:type="spellEnd"/>
+      <w:r>
+        <w:t xml:space="preserve"> elements.*</w:t>
+      </w:r>
       <w:r>
         <w:t xml:space="preserve"> – </w:t>
       </w:r>
       <w:r>
-        <w:t>целевой браузер. Используется постоянный профиль (</w:t>
-      </w:r>
-      <w:proofErr w:type="spellStart"/>
-      <w:r>
-        <w:t>chrome-profile</w:t>
-      </w:r>
-      <w:proofErr w:type="spellEnd"/>
-      <w:r>
-        <w:t>)</w:t>
-      </w:r>
-      <w:r>
-        <w:t xml:space="preserve"> </w:t>
-      </w:r>
-      <w:r>
-        <w:t xml:space="preserve">для хранения сессии авторизации, так как автоматический вход на </w:t>
-      </w:r>
-      <w:proofErr w:type="spellStart"/>
-      <w:r>
-        <w:t>Ozon</w:t>
-      </w:r>
-      <w:proofErr w:type="spellEnd"/>
-      <w:r>
-        <w:t xml:space="preserve"> невозможен</w:t>
-      </w:r>
-      <w:r>
-        <w:t xml:space="preserve"> </w:t>
-      </w:r>
-      <w:r>
-        <w:t>из-за SMS-подтверждения и капчи.</w:t>
-      </w:r>
-    </w:p>
-    <w:p>
-      <w:pPr>
-        <w:pStyle w:val="a1"/>
-      </w:pPr>
-      <w:r>
-        <w:t>Git</w:t>
+        <w:t>переиспользуемые UI-элементы, tests.*</w:t>
       </w:r>
       <w:r>
         <w:t xml:space="preserve"> – </w:t>
       </w:r>
       <w:r>
-        <w:t>система контроля версий для совместной работы над репозиторием проекта.</w:t>
-      </w:r>
-    </w:p>
-    <w:p>
-      <w:pPr>
-        <w:pStyle w:val="a1"/>
-      </w:pPr>
-      <w:r>
-        <w:t>Паттерн Page Object</w:t>
-      </w:r>
-      <w:r>
-        <w:t xml:space="preserve"> –  </w:t>
-      </w:r>
-      <w:r>
-        <w:t>архитектурный подход: классы pages.* описывают страницы,</w:t>
-      </w:r>
-      <w:r>
-        <w:t xml:space="preserve"> </w:t>
-      </w:r>
-      <w:proofErr w:type="spellStart"/>
-      <w:r>
-        <w:t>classes</w:t>
-      </w:r>
-      <w:proofErr w:type="spellEnd"/>
-      <w:r>
-        <w:t xml:space="preserve"> elements.*</w:t>
-      </w:r>
-      <w:r>
-        <w:t xml:space="preserve"> – </w:t>
-      </w:r>
-      <w:r>
-        <w:t>переиспользуемые UI-элементы, tests.*</w:t>
-      </w:r>
-      <w:r>
-        <w:t xml:space="preserve"> – </w:t>
-      </w:r>
-      <w:r>
         <w:t xml:space="preserve">сценарии проверок. </w:t>
       </w:r>
-      <w:bookmarkStart w:id="11" w:name="_Toc230206154"/>
     </w:p>
     <w:p>
       <w:pPr>
@@ -5695,7 +5129,6 @@
         <w:lastRenderedPageBreak/>
         <w:t>4 ОТЗЫВ РУКОВОДИТЕЛЯ</w:t>
       </w:r>
-      <w:bookmarkEnd w:id="11"/>
     </w:p>
     <w:p>
       <w:pPr>
@@ -5813,16 +5246,7 @@
         </w:rPr>
       </w:pPr>
       <w:r>
-        <w:t xml:space="preserve">Рисунок </w:t>
-      </w:r>
-      <w:r>
-        <w:rPr>
-          <w:color w:val="EE0000"/>
-        </w:rPr>
-        <w:t>Х</w:t>
-      </w:r>
-      <w:r>
-        <w:t xml:space="preserve"> — Отзыв руководителя</w:t>
+        <w:t>Рисунок Х — Отзыв руководителя</w:t>
       </w:r>
       <w:r>
         <w:br w:type="page"/>
@@ -5836,19 +5260,18 @@
           <w:rFonts w:cs="Times New Roman"/>
         </w:rPr>
       </w:pPr>
-      <w:bookmarkStart w:id="12" w:name="_Toc230206155"/>
+      <w:bookmarkStart w:id="10" w:name="_Toc235117416"/>
       <w:r>
         <w:lastRenderedPageBreak/>
         <w:t>ЗАКЛЮЧЕНИЕ</w:t>
       </w:r>
-      <w:bookmarkEnd w:id="12"/>
+      <w:bookmarkEnd w:id="10"/>
     </w:p>
     <w:p>
       <w:pPr>
         <w:pStyle w:val="a1"/>
       </w:pPr>
-      <w:bookmarkStart w:id="13" w:name="_Toc73173388"/>
-      <w:bookmarkStart w:id="14" w:name="_Toc230206156"/>
+      <w:bookmarkStart w:id="11" w:name="_Toc73173388"/>
       <w:r>
         <w:t xml:space="preserve">В ходе учебной практики студент Карпов А.М. принял участие в групповом проекте по автоматизации UI-тестирования раздела «Избранное» маркетплейса </w:t>
       </w:r>
@@ -5866,7 +5289,13 @@
         <w:pStyle w:val="a1"/>
       </w:pPr>
       <w:r>
-        <w:t>Выполнены поставленные задачи: реализованы и отлажены два автоматизированных теста — добавление товара в избранное из результатов поиска (</w:t>
+        <w:t>Выполнены поставленные задачи: реализованы и отлажены два автоматизированных теста</w:t>
+      </w:r>
+      <w:r>
+        <w:t xml:space="preserve"> –</w:t>
+      </w:r>
+      <w:r>
+        <w:t xml:space="preserve"> добавление товара в избранное из результатов поиска (</w:t>
       </w:r>
       <w:proofErr w:type="spellStart"/>
       <w:r>
@@ -5973,23 +5402,66 @@
     </w:p>
     <w:p>
       <w:pPr>
-        <w:pStyle w:val="a1"/>
-      </w:pPr>
+        <w:pStyle w:val="2"/>
+        <w:ind w:left="0"/>
+      </w:pPr>
+      <w:bookmarkStart w:id="12" w:name="_Toc235117417"/>
       <w:r>
         <w:lastRenderedPageBreak/>
         <w:t>СПИСОК ИСПОЛЬЗОВАННЫХ ИСТОЧНИКОВ</w:t>
       </w:r>
+      <w:bookmarkEnd w:id="11"/>
+      <w:bookmarkEnd w:id="12"/>
+      <w:r>
+        <w:t xml:space="preserve"> </w:t>
+      </w:r>
+    </w:p>
+    <w:p>
+      <w:pPr>
+        <w:outlineLvl w:val="0"/>
+        <w:rPr>
+          <w:rFonts w:cs="Times New Roman"/>
+          <w:szCs w:val="28"/>
+        </w:rPr>
+      </w:pPr>
+      <w:bookmarkStart w:id="13" w:name="_Toc235117418"/>
+      <w:r>
+        <w:rPr>
+          <w:rFonts w:cs="Times New Roman"/>
+          <w:szCs w:val="28"/>
+        </w:rPr>
+        <w:t xml:space="preserve">1. Чек-лист тестирования раздела «Избранное» </w:t>
+      </w:r>
+      <w:r>
+        <w:rPr>
+          <w:rFonts w:cs="Times New Roman"/>
+          <w:szCs w:val="28"/>
+          <w:lang w:val="en-US"/>
+        </w:rPr>
+        <w:t>Ozon</w:t>
+      </w:r>
+      <w:r>
+        <w:rPr>
+          <w:rFonts w:cs="Times New Roman"/>
+          <w:szCs w:val="28"/>
+        </w:rPr>
+        <w:t xml:space="preserve"> [Электронный ресурс] </w:t>
+      </w:r>
+      <w:r>
+        <w:rPr>
+          <w:rFonts w:cs="Times New Roman"/>
+          <w:szCs w:val="28"/>
+        </w:rPr>
+        <w:t xml:space="preserve">– </w:t>
+      </w:r>
+      <w:r>
+        <w:rPr>
+          <w:rFonts w:cs="Times New Roman"/>
+          <w:szCs w:val="28"/>
+        </w:rPr>
+        <w:t>материалы учебной практики кафедры МОЭВМ СПбГЭТУ «ЛЭТИ».</w:t>
+      </w:r>
       <w:bookmarkEnd w:id="13"/>
-      <w:r>
-        <w:t xml:space="preserve"> </w:t>
-      </w:r>
-      <w:r>
-        <w:rPr>
-          <w:color w:val="EE0000"/>
-        </w:rPr>
-        <w:t>(заголовок второго уровня)</w:t>
-      </w:r>
-      <w:bookmarkEnd w:id="14"/>
     </w:p>
     <w:p>
       <w:pPr>
@@ -5999,823 +5471,25 @@
           <w:szCs w:val="28"/>
         </w:rPr>
       </w:pPr>
-      <w:r>
-        <w:rPr>
-          <w:rFonts w:cs="Times New Roman"/>
-          <w:szCs w:val="28"/>
-        </w:rPr>
-        <w:t xml:space="preserve">1. Чек-лист тестирования раздела «Избранное» </w:t>
-      </w:r>
-      <w:r>
-        <w:rPr>
-          <w:rFonts w:cs="Times New Roman"/>
-          <w:szCs w:val="28"/>
-          <w:lang w:val="en-US"/>
-        </w:rPr>
-        <w:t>Ozon</w:t>
-      </w:r>
-      <w:r>
-        <w:rPr>
-          <w:rFonts w:cs="Times New Roman"/>
-          <w:szCs w:val="28"/>
-        </w:rPr>
-        <w:t xml:space="preserve"> [Электронный ресурс] — материалы</w:t>
-      </w:r>
-    </w:p>
-    <w:p>
-      <w:pPr>
-        <w:outlineLvl w:val="0"/>
-        <w:rPr>
-          <w:rFonts w:cs="Times New Roman"/>
-          <w:szCs w:val="28"/>
-        </w:rPr>
-      </w:pPr>
-      <w:r>
-        <w:rPr>
-          <w:rFonts w:cs="Times New Roman"/>
-          <w:szCs w:val="28"/>
-        </w:rPr>
-        <w:t xml:space="preserve">   учебной практики кафедры МОЭВМ СПбГЭТУ «ЛЭТИ».</w:t>
-      </w:r>
-    </w:p>
-    <w:p>
-      <w:pPr>
-        <w:outlineLvl w:val="0"/>
-        <w:rPr>
-          <w:rFonts w:cs="Times New Roman"/>
-          <w:szCs w:val="28"/>
-        </w:rPr>
-      </w:pPr>
-    </w:p>
-    <w:p>
-      <w:pPr>
-        <w:outlineLvl w:val="0"/>
-        <w:rPr>
-          <w:rFonts w:cs="Times New Roman"/>
-          <w:szCs w:val="28"/>
-        </w:rPr>
-      </w:pPr>
-      <w:r>
-        <w:rPr>
-          <w:rFonts w:cs="Times New Roman"/>
-          <w:szCs w:val="28"/>
-        </w:rPr>
-        <w:t xml:space="preserve">2. </w:t>
-      </w:r>
-      <w:r>
-        <w:rPr>
-          <w:rFonts w:cs="Times New Roman"/>
-          <w:szCs w:val="28"/>
-          <w:lang w:val="en-US"/>
-        </w:rPr>
-        <w:t>Ozon</w:t>
-      </w:r>
-      <w:r>
-        <w:rPr>
-          <w:rFonts w:cs="Times New Roman"/>
-          <w:szCs w:val="28"/>
-        </w:rPr>
-        <w:t xml:space="preserve"> </w:t>
-      </w:r>
-      <w:r>
-        <w:rPr>
-          <w:rFonts w:cs="Times New Roman"/>
-          <w:szCs w:val="28"/>
-          <w:lang w:val="en-US"/>
-        </w:rPr>
-        <w:t>UI</w:t>
-      </w:r>
-      <w:r>
-        <w:rPr>
-          <w:rFonts w:cs="Times New Roman"/>
-          <w:szCs w:val="28"/>
-        </w:rPr>
-        <w:t xml:space="preserve"> </w:t>
-      </w:r>
-      <w:r>
-        <w:rPr>
-          <w:rFonts w:cs="Times New Roman"/>
-          <w:szCs w:val="28"/>
-          <w:lang w:val="en-US"/>
-        </w:rPr>
-        <w:t>Tests</w:t>
-      </w:r>
-      <w:r>
-        <w:rPr>
-          <w:rFonts w:cs="Times New Roman"/>
-          <w:szCs w:val="28"/>
-        </w:rPr>
-        <w:t xml:space="preserve"> — репозиторий группового проекта [Электронный ресурс]. —</w:t>
-      </w:r>
-    </w:p>
-    <w:p>
-      <w:pPr>
-        <w:outlineLvl w:val="0"/>
-        <w:rPr>
-          <w:rFonts w:cs="Times New Roman"/>
-          <w:szCs w:val="28"/>
-        </w:rPr>
-      </w:pPr>
-      <w:r>
-        <w:rPr>
-          <w:rFonts w:cs="Times New Roman"/>
-          <w:szCs w:val="28"/>
-        </w:rPr>
-        <w:t xml:space="preserve">   </w:t>
-      </w:r>
-      <w:r>
-        <w:rPr>
-          <w:rFonts w:cs="Times New Roman"/>
-          <w:szCs w:val="28"/>
-          <w:lang w:val="en-US"/>
-        </w:rPr>
-        <w:t>URL</w:t>
-      </w:r>
-      <w:r>
-        <w:rPr>
-          <w:rFonts w:cs="Times New Roman"/>
-          <w:szCs w:val="28"/>
-        </w:rPr>
-        <w:t xml:space="preserve">: </w:t>
-      </w:r>
-      <w:r>
-        <w:rPr>
-          <w:rFonts w:cs="Times New Roman"/>
-          <w:szCs w:val="28"/>
-          <w:lang w:val="en-US"/>
-        </w:rPr>
-        <w:t>https</w:t>
-      </w:r>
-      <w:r>
-        <w:rPr>
-          <w:rFonts w:cs="Times New Roman"/>
-          <w:szCs w:val="28"/>
-        </w:rPr>
-        <w:t>://</w:t>
-      </w:r>
-      <w:proofErr w:type="spellStart"/>
-      <w:r>
-        <w:rPr>
-          <w:rFonts w:cs="Times New Roman"/>
-          <w:szCs w:val="28"/>
-          <w:lang w:val="en-US"/>
-        </w:rPr>
-        <w:t>github</w:t>
-      </w:r>
-      <w:proofErr w:type="spellEnd"/>
-      <w:r>
-        <w:rPr>
-          <w:rFonts w:cs="Times New Roman"/>
-          <w:szCs w:val="28"/>
-        </w:rPr>
-        <w:t>.</w:t>
-      </w:r>
-      <w:r>
-        <w:rPr>
-          <w:rFonts w:cs="Times New Roman"/>
-          <w:szCs w:val="28"/>
-          <w:lang w:val="en-US"/>
-        </w:rPr>
-        <w:t>com</w:t>
-      </w:r>
-      <w:r>
-        <w:rPr>
-          <w:rFonts w:cs="Times New Roman"/>
-          <w:szCs w:val="28"/>
-        </w:rPr>
-        <w:t>/</w:t>
-      </w:r>
-      <w:proofErr w:type="spellStart"/>
-      <w:r>
-        <w:rPr>
-          <w:rFonts w:cs="Times New Roman"/>
-          <w:szCs w:val="28"/>
-          <w:lang w:val="en-US"/>
-        </w:rPr>
-        <w:t>alemminik</w:t>
-      </w:r>
-      <w:proofErr w:type="spellEnd"/>
-      <w:r>
-        <w:rPr>
-          <w:rFonts w:cs="Times New Roman"/>
-          <w:szCs w:val="28"/>
-        </w:rPr>
-        <w:t>/</w:t>
-      </w:r>
-      <w:proofErr w:type="spellStart"/>
-      <w:r>
-        <w:rPr>
-          <w:rFonts w:cs="Times New Roman"/>
-          <w:szCs w:val="28"/>
-          <w:lang w:val="en-US"/>
-        </w:rPr>
-        <w:t>ozon</w:t>
-      </w:r>
-      <w:proofErr w:type="spellEnd"/>
-      <w:r>
-        <w:rPr>
-          <w:rFonts w:cs="Times New Roman"/>
-          <w:szCs w:val="28"/>
-        </w:rPr>
-        <w:t>-</w:t>
-      </w:r>
-      <w:proofErr w:type="spellStart"/>
-      <w:r>
-        <w:rPr>
-          <w:rFonts w:cs="Times New Roman"/>
-          <w:szCs w:val="28"/>
-          <w:lang w:val="en-US"/>
-        </w:rPr>
-        <w:t>ui</w:t>
-      </w:r>
-      <w:proofErr w:type="spellEnd"/>
-      <w:r>
-        <w:rPr>
-          <w:rFonts w:cs="Times New Roman"/>
-          <w:szCs w:val="28"/>
-        </w:rPr>
-        <w:t>-</w:t>
-      </w:r>
-      <w:r>
-        <w:rPr>
-          <w:rFonts w:cs="Times New Roman"/>
-          <w:szCs w:val="28"/>
-          <w:lang w:val="en-US"/>
-        </w:rPr>
-        <w:t>project</w:t>
-      </w:r>
-      <w:r>
-        <w:rPr>
-          <w:rFonts w:cs="Times New Roman"/>
-          <w:szCs w:val="28"/>
-        </w:rPr>
-        <w:t>.</w:t>
-      </w:r>
-      <w:r>
-        <w:rPr>
-          <w:rFonts w:cs="Times New Roman"/>
-          <w:szCs w:val="28"/>
-          <w:lang w:val="en-US"/>
-        </w:rPr>
-        <w:t>git</w:t>
-      </w:r>
-      <w:r>
-        <w:rPr>
-          <w:rFonts w:cs="Times New Roman"/>
-          <w:szCs w:val="28"/>
-        </w:rPr>
-        <w:t xml:space="preserve"> (дата обращения: 16.07.2026).</w:t>
-      </w:r>
-    </w:p>
-    <w:p>
-      <w:pPr>
-        <w:outlineLvl w:val="0"/>
-        <w:rPr>
-          <w:rFonts w:cs="Times New Roman"/>
-          <w:szCs w:val="28"/>
-        </w:rPr>
-      </w:pPr>
-    </w:p>
-    <w:p>
-      <w:pPr>
-        <w:outlineLvl w:val="0"/>
-        <w:rPr>
-          <w:rFonts w:cs="Times New Roman"/>
-          <w:szCs w:val="28"/>
-        </w:rPr>
-      </w:pPr>
-      <w:r>
-        <w:rPr>
-          <w:rFonts w:cs="Times New Roman"/>
-          <w:szCs w:val="28"/>
-        </w:rPr>
-        <w:t xml:space="preserve">3. </w:t>
-      </w:r>
-      <w:r>
-        <w:rPr>
-          <w:rFonts w:cs="Times New Roman"/>
-          <w:szCs w:val="28"/>
-          <w:lang w:val="en-US"/>
-        </w:rPr>
-        <w:t>Selenide</w:t>
-      </w:r>
-      <w:r>
-        <w:rPr>
-          <w:rFonts w:cs="Times New Roman"/>
-          <w:szCs w:val="28"/>
-        </w:rPr>
-        <w:t xml:space="preserve">. </w:t>
-      </w:r>
-      <w:r>
-        <w:rPr>
-          <w:rFonts w:cs="Times New Roman"/>
-          <w:szCs w:val="28"/>
-          <w:lang w:val="en-US"/>
-        </w:rPr>
-        <w:t>Documentation</w:t>
-      </w:r>
-      <w:r>
-        <w:rPr>
-          <w:rFonts w:cs="Times New Roman"/>
-          <w:szCs w:val="28"/>
-        </w:rPr>
-        <w:t xml:space="preserve"> [Электронный ресурс]. — </w:t>
-      </w:r>
-      <w:r>
-        <w:rPr>
-          <w:rFonts w:cs="Times New Roman"/>
-          <w:szCs w:val="28"/>
-          <w:lang w:val="en-US"/>
-        </w:rPr>
-        <w:t>URL</w:t>
-      </w:r>
-      <w:r>
-        <w:rPr>
-          <w:rFonts w:cs="Times New Roman"/>
-          <w:szCs w:val="28"/>
-        </w:rPr>
-        <w:t xml:space="preserve">: </w:t>
-      </w:r>
-      <w:r>
-        <w:rPr>
-          <w:rFonts w:cs="Times New Roman"/>
-          <w:szCs w:val="28"/>
-          <w:lang w:val="en-US"/>
-        </w:rPr>
-        <w:t>https</w:t>
-      </w:r>
-      <w:r>
-        <w:rPr>
-          <w:rFonts w:cs="Times New Roman"/>
-          <w:szCs w:val="28"/>
-        </w:rPr>
-        <w:t>://</w:t>
-      </w:r>
-      <w:r>
-        <w:rPr>
-          <w:rFonts w:cs="Times New Roman"/>
-          <w:szCs w:val="28"/>
-          <w:lang w:val="en-US"/>
-        </w:rPr>
-        <w:t>selenide</w:t>
-      </w:r>
-      <w:r>
-        <w:rPr>
-          <w:rFonts w:cs="Times New Roman"/>
-          <w:szCs w:val="28"/>
-        </w:rPr>
-        <w:t>.</w:t>
-      </w:r>
-      <w:r>
-        <w:rPr>
-          <w:rFonts w:cs="Times New Roman"/>
-          <w:szCs w:val="28"/>
-          <w:lang w:val="en-US"/>
-        </w:rPr>
-        <w:t>org</w:t>
-      </w:r>
-    </w:p>
-    <w:p>
-      <w:pPr>
-        <w:outlineLvl w:val="0"/>
-        <w:rPr>
-          <w:rFonts w:cs="Times New Roman"/>
-          <w:szCs w:val="28"/>
-        </w:rPr>
-      </w:pPr>
-      <w:r>
-        <w:rPr>
-          <w:rFonts w:cs="Times New Roman"/>
-          <w:szCs w:val="28"/>
-        </w:rPr>
-        <w:t xml:space="preserve">   (дата обращения: 16.07.2026).</w:t>
-      </w:r>
-    </w:p>
-    <w:p>
-      <w:pPr>
-        <w:outlineLvl w:val="0"/>
-        <w:rPr>
-          <w:rFonts w:cs="Times New Roman"/>
-          <w:szCs w:val="28"/>
-        </w:rPr>
-      </w:pPr>
-    </w:p>
-    <w:p>
-      <w:pPr>
-        <w:outlineLvl w:val="0"/>
-        <w:rPr>
-          <w:rFonts w:cs="Times New Roman"/>
-          <w:szCs w:val="28"/>
-        </w:rPr>
-      </w:pPr>
-      <w:r>
-        <w:rPr>
-          <w:rFonts w:cs="Times New Roman"/>
-          <w:szCs w:val="28"/>
-        </w:rPr>
-        <w:t xml:space="preserve">4. </w:t>
-      </w:r>
-      <w:r>
-        <w:rPr>
-          <w:rFonts w:cs="Times New Roman"/>
-          <w:szCs w:val="28"/>
-          <w:lang w:val="en-US"/>
-        </w:rPr>
-        <w:t>JUnit</w:t>
-      </w:r>
-      <w:r>
-        <w:rPr>
-          <w:rFonts w:cs="Times New Roman"/>
-          <w:szCs w:val="28"/>
-        </w:rPr>
-        <w:t xml:space="preserve"> 5 </w:t>
-      </w:r>
-      <w:r>
-        <w:rPr>
-          <w:rFonts w:cs="Times New Roman"/>
-          <w:szCs w:val="28"/>
-          <w:lang w:val="en-US"/>
-        </w:rPr>
-        <w:t>User</w:t>
-      </w:r>
-      <w:r>
-        <w:rPr>
-          <w:rFonts w:cs="Times New Roman"/>
-          <w:szCs w:val="28"/>
-        </w:rPr>
-        <w:t xml:space="preserve"> </w:t>
-      </w:r>
-      <w:r>
-        <w:rPr>
-          <w:rFonts w:cs="Times New Roman"/>
-          <w:szCs w:val="28"/>
-          <w:lang w:val="en-US"/>
-        </w:rPr>
-        <w:t>Guide</w:t>
-      </w:r>
-      <w:r>
-        <w:rPr>
-          <w:rFonts w:cs="Times New Roman"/>
-          <w:szCs w:val="28"/>
-        </w:rPr>
-        <w:t xml:space="preserve"> [Электронный ресурс]. — </w:t>
-      </w:r>
-      <w:r>
-        <w:rPr>
-          <w:rFonts w:cs="Times New Roman"/>
-          <w:szCs w:val="28"/>
-          <w:lang w:val="en-US"/>
-        </w:rPr>
-        <w:t>URL</w:t>
-      </w:r>
-      <w:r>
-        <w:rPr>
-          <w:rFonts w:cs="Times New Roman"/>
-          <w:szCs w:val="28"/>
-        </w:rPr>
-        <w:t xml:space="preserve">: </w:t>
-      </w:r>
-      <w:r>
-        <w:rPr>
-          <w:rFonts w:cs="Times New Roman"/>
-          <w:szCs w:val="28"/>
-          <w:lang w:val="en-US"/>
-        </w:rPr>
-        <w:t>https</w:t>
-      </w:r>
-      <w:r>
-        <w:rPr>
-          <w:rFonts w:cs="Times New Roman"/>
-          <w:szCs w:val="28"/>
-        </w:rPr>
-        <w:t>://</w:t>
-      </w:r>
-      <w:proofErr w:type="spellStart"/>
-      <w:r>
-        <w:rPr>
-          <w:rFonts w:cs="Times New Roman"/>
-          <w:szCs w:val="28"/>
-          <w:lang w:val="en-US"/>
-        </w:rPr>
-        <w:t>junit</w:t>
-      </w:r>
-      <w:proofErr w:type="spellEnd"/>
-      <w:r>
-        <w:rPr>
-          <w:rFonts w:cs="Times New Roman"/>
-          <w:szCs w:val="28"/>
-        </w:rPr>
-        <w:t>.</w:t>
-      </w:r>
-      <w:r>
-        <w:rPr>
-          <w:rFonts w:cs="Times New Roman"/>
-          <w:szCs w:val="28"/>
-          <w:lang w:val="en-US"/>
-        </w:rPr>
-        <w:t>org</w:t>
-      </w:r>
-      <w:r>
-        <w:rPr>
-          <w:rFonts w:cs="Times New Roman"/>
-          <w:szCs w:val="28"/>
-        </w:rPr>
-        <w:t>/</w:t>
-      </w:r>
-      <w:proofErr w:type="spellStart"/>
-      <w:r>
-        <w:rPr>
-          <w:rFonts w:cs="Times New Roman"/>
-          <w:szCs w:val="28"/>
-          <w:lang w:val="en-US"/>
-        </w:rPr>
-        <w:t>junit</w:t>
-      </w:r>
-      <w:proofErr w:type="spellEnd"/>
-      <w:r>
-        <w:rPr>
-          <w:rFonts w:cs="Times New Roman"/>
-          <w:szCs w:val="28"/>
-        </w:rPr>
-        <w:t>5/</w:t>
-      </w:r>
-      <w:r>
-        <w:rPr>
-          <w:rFonts w:cs="Times New Roman"/>
-          <w:szCs w:val="28"/>
-          <w:lang w:val="en-US"/>
-        </w:rPr>
-        <w:t>docs</w:t>
-      </w:r>
-      <w:r>
-        <w:rPr>
-          <w:rFonts w:cs="Times New Roman"/>
-          <w:szCs w:val="28"/>
-        </w:rPr>
-        <w:t>/</w:t>
-      </w:r>
-      <w:r>
-        <w:rPr>
-          <w:rFonts w:cs="Times New Roman"/>
-          <w:szCs w:val="28"/>
-          <w:lang w:val="en-US"/>
-        </w:rPr>
-        <w:t>current</w:t>
-      </w:r>
-      <w:r>
-        <w:rPr>
-          <w:rFonts w:cs="Times New Roman"/>
-          <w:szCs w:val="28"/>
-        </w:rPr>
-        <w:t>/</w:t>
-      </w:r>
-      <w:r>
-        <w:rPr>
-          <w:rFonts w:cs="Times New Roman"/>
-          <w:szCs w:val="28"/>
-          <w:lang w:val="en-US"/>
-        </w:rPr>
-        <w:t>user</w:t>
-      </w:r>
-      <w:r>
-        <w:rPr>
-          <w:rFonts w:cs="Times New Roman"/>
-          <w:szCs w:val="28"/>
-        </w:rPr>
-        <w:t>-</w:t>
-      </w:r>
-      <w:r>
-        <w:rPr>
-          <w:rFonts w:cs="Times New Roman"/>
-          <w:szCs w:val="28"/>
-          <w:lang w:val="en-US"/>
-        </w:rPr>
-        <w:t>guide</w:t>
-      </w:r>
-      <w:r>
-        <w:rPr>
-          <w:rFonts w:cs="Times New Roman"/>
-          <w:szCs w:val="28"/>
-        </w:rPr>
-        <w:t>/</w:t>
-      </w:r>
-    </w:p>
-    <w:p>
-      <w:pPr>
-        <w:outlineLvl w:val="0"/>
-        <w:rPr>
-          <w:rFonts w:cs="Times New Roman"/>
-          <w:szCs w:val="28"/>
-        </w:rPr>
-      </w:pPr>
-      <w:r>
-        <w:rPr>
-          <w:rFonts w:cs="Times New Roman"/>
-          <w:szCs w:val="28"/>
-        </w:rPr>
-        <w:t xml:space="preserve">   (дата обращения: 16.07.2026).</w:t>
-      </w:r>
-    </w:p>
-    <w:p>
-      <w:pPr>
-        <w:outlineLvl w:val="0"/>
-        <w:rPr>
-          <w:rFonts w:cs="Times New Roman"/>
-          <w:szCs w:val="28"/>
-        </w:rPr>
-      </w:pPr>
-    </w:p>
-    <w:p>
-      <w:pPr>
-        <w:outlineLvl w:val="0"/>
-        <w:rPr>
-          <w:rFonts w:cs="Times New Roman"/>
-          <w:szCs w:val="28"/>
-          <w:lang w:val="en-US"/>
-        </w:rPr>
-      </w:pPr>
-      <w:r>
-        <w:rPr>
-          <w:rFonts w:cs="Times New Roman"/>
-          <w:szCs w:val="28"/>
-          <w:lang w:val="en-US"/>
-        </w:rPr>
-        <w:t xml:space="preserve">5. Fowler M. </w:t>
-      </w:r>
-      <w:proofErr w:type="spellStart"/>
-      <w:r>
-        <w:rPr>
-          <w:rFonts w:cs="Times New Roman"/>
-          <w:szCs w:val="28"/>
-          <w:lang w:val="en-US"/>
-        </w:rPr>
-        <w:t>PageObject</w:t>
-      </w:r>
-      <w:proofErr w:type="spellEnd"/>
-      <w:r>
-        <w:rPr>
-          <w:rFonts w:cs="Times New Roman"/>
-          <w:szCs w:val="28"/>
-          <w:lang w:val="en-US"/>
-        </w:rPr>
-        <w:t xml:space="preserve"> [</w:t>
-      </w:r>
-      <w:proofErr w:type="spellStart"/>
-      <w:r>
-        <w:rPr>
-          <w:rFonts w:cs="Times New Roman"/>
-          <w:szCs w:val="28"/>
-          <w:lang w:val="en-US"/>
-        </w:rPr>
-        <w:t>Электронный</w:t>
-      </w:r>
-      <w:proofErr w:type="spellEnd"/>
-      <w:r>
-        <w:rPr>
-          <w:rFonts w:cs="Times New Roman"/>
-          <w:szCs w:val="28"/>
-          <w:lang w:val="en-US"/>
-        </w:rPr>
-        <w:t xml:space="preserve"> </w:t>
-      </w:r>
-      <w:proofErr w:type="spellStart"/>
-      <w:r>
-        <w:rPr>
-          <w:rFonts w:cs="Times New Roman"/>
-          <w:szCs w:val="28"/>
-          <w:lang w:val="en-US"/>
-        </w:rPr>
-        <w:t>ресурс</w:t>
-      </w:r>
-      <w:proofErr w:type="spellEnd"/>
-      <w:r>
-        <w:rPr>
-          <w:rFonts w:cs="Times New Roman"/>
-          <w:szCs w:val="28"/>
-          <w:lang w:val="en-US"/>
-        </w:rPr>
-        <w:t>] // Martin Fowler's Blog. —</w:t>
-      </w:r>
-    </w:p>
-    <w:p>
-      <w:pPr>
-        <w:outlineLvl w:val="0"/>
-        <w:rPr>
-          <w:rFonts w:cs="Times New Roman"/>
+    </w:p>
+    <w:p>
+      <w:pPr>
+        <w:jc w:val="left"/>
+        <w:rPr>
+          <w:rFonts w:cs="Times New Roman"/>
+          <w:b/>
+          <w:bCs/>
+          <w:caps/>
           <w:color w:val="000000"/>
-          <w:szCs w:val="28"/>
-        </w:rPr>
-      </w:pPr>
-      <w:r>
-        <w:rPr>
-          <w:rFonts w:cs="Times New Roman"/>
-          <w:szCs w:val="28"/>
-          <w:lang w:val="en-US"/>
-        </w:rPr>
-        <w:t xml:space="preserve">   URL</w:t>
-      </w:r>
-      <w:r>
-        <w:rPr>
-          <w:rFonts w:cs="Times New Roman"/>
-          <w:szCs w:val="28"/>
-        </w:rPr>
-        <w:t xml:space="preserve">: </w:t>
-      </w:r>
-      <w:r>
-        <w:rPr>
-          <w:rFonts w:cs="Times New Roman"/>
-          <w:szCs w:val="28"/>
-          <w:lang w:val="en-US"/>
-        </w:rPr>
-        <w:t>https</w:t>
-      </w:r>
-      <w:r>
-        <w:rPr>
-          <w:rFonts w:cs="Times New Roman"/>
-          <w:szCs w:val="28"/>
-        </w:rPr>
-        <w:t>://</w:t>
-      </w:r>
-      <w:proofErr w:type="spellStart"/>
-      <w:r>
-        <w:rPr>
-          <w:rFonts w:cs="Times New Roman"/>
-          <w:szCs w:val="28"/>
-          <w:lang w:val="en-US"/>
-        </w:rPr>
-        <w:t>martinfowler</w:t>
-      </w:r>
-      <w:proofErr w:type="spellEnd"/>
-      <w:r>
-        <w:rPr>
-          <w:rFonts w:cs="Times New Roman"/>
-          <w:szCs w:val="28"/>
-        </w:rPr>
-        <w:t>.</w:t>
-      </w:r>
-      <w:r>
-        <w:rPr>
-          <w:rFonts w:cs="Times New Roman"/>
-          <w:szCs w:val="28"/>
-          <w:lang w:val="en-US"/>
-        </w:rPr>
-        <w:t>com</w:t>
-      </w:r>
-      <w:r>
-        <w:rPr>
-          <w:rFonts w:cs="Times New Roman"/>
-          <w:szCs w:val="28"/>
-        </w:rPr>
-        <w:t>/</w:t>
-      </w:r>
-      <w:r>
-        <w:rPr>
-          <w:rFonts w:cs="Times New Roman"/>
-          <w:szCs w:val="28"/>
-          <w:lang w:val="en-US"/>
-        </w:rPr>
-        <w:t>bliki</w:t>
-      </w:r>
-      <w:r>
-        <w:rPr>
-          <w:rFonts w:cs="Times New Roman"/>
-          <w:szCs w:val="28"/>
-        </w:rPr>
-        <w:t>/</w:t>
-      </w:r>
-      <w:proofErr w:type="spellStart"/>
-      <w:r>
-        <w:rPr>
-          <w:rFonts w:cs="Times New Roman"/>
-          <w:szCs w:val="28"/>
-          <w:lang w:val="en-US"/>
-        </w:rPr>
-        <w:t>PageObject</w:t>
-      </w:r>
-      <w:proofErr w:type="spellEnd"/>
-      <w:r>
-        <w:rPr>
-          <w:rFonts w:cs="Times New Roman"/>
-          <w:szCs w:val="28"/>
-        </w:rPr>
-        <w:t>.</w:t>
-      </w:r>
-      <w:r>
-        <w:rPr>
-          <w:rFonts w:cs="Times New Roman"/>
-          <w:szCs w:val="28"/>
-          <w:lang w:val="en-US"/>
-        </w:rPr>
-        <w:t>html</w:t>
-      </w:r>
-      <w:r>
-        <w:rPr>
-          <w:rFonts w:cs="Times New Roman"/>
-          <w:szCs w:val="28"/>
-        </w:rPr>
-        <w:t xml:space="preserve"> (дата обращения: 16.07.2026). </w:t>
-      </w:r>
-      <w:r>
+          <w:kern w:val="2"/>
+          <w:szCs w:val="28"/>
+        </w:rPr>
+      </w:pPr>
+      <w:r>
+        <w:rPr>
+          <w:rFonts w:cs="Times New Roman"/>
+          <w:color w:val="000000"/>
+        </w:rPr>
         <w:br w:type="page"/>
       </w:r>
     </w:p>
@@ -6827,23 +5501,19 @@
           <w:rFonts w:cs="Times New Roman"/>
         </w:rPr>
       </w:pPr>
-      <w:bookmarkStart w:id="15" w:name="_Toc230206157"/>
+      <w:bookmarkStart w:id="14" w:name="_Toc235117419"/>
+      <w:r>
+        <w:lastRenderedPageBreak/>
+        <w:t>ПРИЛОЖЕНИЕ А</w:t>
+      </w:r>
+      <w:bookmarkEnd w:id="14"/>
       <w:r>
         <w:rPr>
           <w:rFonts w:cs="Times New Roman"/>
           <w:color w:val="000000"/>
         </w:rPr>
-        <w:lastRenderedPageBreak/>
-        <w:t xml:space="preserve">ПРИЛОЖЕНИЕ А </w:t>
-      </w:r>
-      <w:r>
-        <w:rPr>
-          <w:rFonts w:cs="Times New Roman"/>
-          <w:color w:val="EE0000"/>
-        </w:rPr>
-        <w:t>(заголовок второго уровня)</w:t>
-      </w:r>
-      <w:bookmarkEnd w:id="15"/>
+        <w:t xml:space="preserve"> </w:t>
+      </w:r>
     </w:p>
     <w:p>
       <w:pPr>
@@ -9058,7 +7728,6 @@
   <w:style w:type="character" w:default="1" w:styleId="a2">
     <w:name w:val="Default Paragraph Font"/>
     <w:uiPriority w:val="1"/>
-    <w:semiHidden/>
     <w:unhideWhenUsed/>
   </w:style>
   <w:style w:type="table" w:default="1" w:styleId="a3">
